--- a/data/outputs/v2/General_Science/SS3.4_Magnetism_and_Electromagnetic_Induction/General_Science_Magnetism_and_Electromagnetic_Induction_FinalExplanation.docx
+++ b/data/outputs/v2/General_Science/SS3.4_Magnetism_and_Electromagnetic_Induction/General_Science_Magnetism_and_Electromagnetic_Induction_FinalExplanation.docx
@@ -38,6 +38,177 @@
           <w:szCs w:val="22"/>
         </w:rPr>
         <w:t xml:space="preserve">Student Assessment Document</w:t>
+      </w:r>
+    </w:p>
+    <w:p>
+      <w:pPr>
+        <w:spacing w:after="80" w:before="120"/>
+      </w:pPr>
+      <w:r>
+        <w:rPr>
+          <w:rFonts w:ascii="Arial" w:cs="Arial" w:eastAsia="Arial" w:hAnsi="Arial"/>
+          <w:b/>
+          <w:bCs/>
+          <w:color w:val="1F3864"/>
+          <w:sz w:val="20"/>
+          <w:szCs w:val="20"/>
+        </w:rPr>
+        <w:t xml:space="preserve">ATTRIBUTION AND LICENSING</w:t>
+      </w:r>
+    </w:p>
+    <w:p>
+      <w:pPr>
+        <w:spacing w:after="60" w:before="0"/>
+      </w:pPr>
+      <w:r>
+        <w:rPr>
+          <w:rFonts w:ascii="Arial" w:cs="Arial" w:eastAsia="Arial" w:hAnsi="Arial"/>
+          <w:b/>
+          <w:bCs/>
+          <w:sz w:val="17"/>
+          <w:szCs w:val="17"/>
+        </w:rPr>
+        <w:t xml:space="preserve">Curriculum Alignment: </w:t>
+      </w:r>
+      <w:r>
+        <w:rPr>
+          <w:rFonts w:ascii="Arial" w:cs="Arial" w:eastAsia="Arial" w:hAnsi="Arial"/>
+          <w:sz w:val="17"/>
+          <w:szCs w:val="17"/>
+        </w:rPr>
+        <w:t xml:space="preserve">Structured in pedagogical alignment with the competence-based curriculum format and learning outcomes established by the Kenya Institute of Curriculum Development (KICD). This material is independently developed and is not officially endorsed or published by KICD.</w:t>
+      </w:r>
+    </w:p>
+    <w:p>
+      <w:pPr>
+        <w:spacing w:after="60" w:before="0"/>
+      </w:pPr>
+      <w:r>
+        <w:rPr>
+          <w:rFonts w:ascii="Arial" w:cs="Arial" w:eastAsia="Arial" w:hAnsi="Arial"/>
+          <w:b/>
+          <w:bCs/>
+          <w:sz w:val="17"/>
+          <w:szCs w:val="17"/>
+        </w:rPr>
+        <w:t xml:space="preserve">Content &amp; Pedagogy: </w:t>
+      </w:r>
+      <w:r>
+        <w:rPr>
+          <w:rFonts w:ascii="Arial" w:cs="Arial" w:eastAsia="Arial" w:hAnsi="Arial"/>
+          <w:sz w:val="17"/>
+          <w:szCs w:val="17"/>
+        </w:rPr>
+        <w:t xml:space="preserve">Developed and adapted by the educator team at SeaVuria (registered 501(c)(3) in the United States and registered NGO in Kenya, No. 872-850A-BF11), who designed the pedagogical framework, lesson templates and exemplar lessons on which this material is based.</w:t>
+      </w:r>
+    </w:p>
+    <w:p>
+      <w:pPr>
+        <w:spacing w:after="60" w:before="0"/>
+      </w:pPr>
+      <w:r>
+        <w:rPr>
+          <w:rFonts w:ascii="Arial" w:cs="Arial" w:eastAsia="Arial" w:hAnsi="Arial"/>
+          <w:b/>
+          <w:bCs/>
+          <w:sz w:val="17"/>
+          <w:szCs w:val="17"/>
+        </w:rPr>
+        <w:t xml:space="preserve">Production &amp; Layout: </w:t>
+      </w:r>
+      <w:r>
+        <w:rPr>
+          <w:rFonts w:ascii="Arial" w:cs="Arial" w:eastAsia="Arial" w:hAnsi="Arial"/>
+          <w:sz w:val="17"/>
+          <w:szCs w:val="17"/>
+        </w:rPr>
+        <w:t xml:space="preserve">Educational design and curriculum sequencing by SeaVuria. Technical layout, structural formatting, and digital optimization/implementation executed in partnership with ARES Education (registered 501(c)(3) in the United States and Canada (as Afretech Aid) and registered NGO in Kenya), with lesson drafting and compilation assisted by AI (Claude, Anthropic).</w:t>
+      </w:r>
+    </w:p>
+    <w:p>
+      <w:pPr>
+        <w:pBdr>
+          <w:bottom w:val="single" w:color="1F3864" w:sz="6" w:space="6"/>
+        </w:pBdr>
+        <w:spacing w:after="60" w:before="0"/>
+      </w:pPr>
+      <w:r>
+        <w:rPr>
+          <w:rFonts w:ascii="Arial" w:cs="Arial" w:eastAsia="Arial" w:hAnsi="Arial"/>
+          <w:b/>
+          <w:bCs/>
+          <w:sz w:val="17"/>
+          <w:szCs w:val="17"/>
+        </w:rPr>
+        <w:t xml:space="preserve">Licensing &amp; Copyright: </w:t>
+      </w:r>
+      <w:r>
+        <w:rPr>
+          <w:rFonts w:ascii="Arial" w:cs="Arial" w:eastAsia="Arial" w:hAnsi="Arial"/>
+          <w:sz w:val="17"/>
+          <w:szCs w:val="17"/>
+        </w:rPr>
+        <w:t xml:space="preserve">© 2026 SeaVuria and ARES. This work is licensed under a </w:t>
+      </w:r>
+      <w:hyperlink w:history="1" r:id="rIdxlykgm98hleyc570yiq4n">
+        <w:r>
+          <w:rPr>
+            <w:rFonts w:ascii="Arial" w:cs="Arial" w:eastAsia="Arial" w:hAnsi="Arial"/>
+            <w:color w:val="1F6B75"/>
+            <w:sz w:val="17"/>
+            <w:szCs w:val="17"/>
+            <w:u w:val="single" w:color="1F6B75"/>
+          </w:rPr>
+          <w:t xml:space="preserve">Creative Commons Attribution-NonCommercial 4.0 International License</w:t>
+        </w:r>
+      </w:hyperlink>
+      <w:r>
+        <w:rPr>
+          <w:rFonts w:ascii="Arial" w:cs="Arial" w:eastAsia="Arial" w:hAnsi="Arial"/>
+          <w:sz w:val="17"/>
+          <w:szCs w:val="17"/>
+        </w:rPr>
+        <w:t xml:space="preserve"> (</w:t>
+      </w:r>
+      <w:hyperlink w:history="1" r:id="rId_vwttxiuth1uijupeskat">
+        <w:r>
+          <w:rPr>
+            <w:rFonts w:ascii="Arial" w:cs="Arial" w:eastAsia="Arial" w:hAnsi="Arial"/>
+            <w:color w:val="1F6B75"/>
+            <w:sz w:val="17"/>
+            <w:szCs w:val="17"/>
+            <w:u w:val="single" w:color="1F6B75"/>
+          </w:rPr>
+          <w:t xml:space="preserve">CC BY-NC 4.0</w:t>
+        </w:r>
+      </w:hyperlink>
+      <w:r>
+        <w:rPr>
+          <w:rFonts w:ascii="Arial" w:cs="Arial" w:eastAsia="Arial" w:hAnsi="Arial"/>
+          <w:sz w:val="17"/>
+          <w:szCs w:val="17"/>
+        </w:rPr>
+        <w:t xml:space="preserve">). To view a copy of this license, visit </w:t>
+      </w:r>
+      <w:hyperlink w:history="1" r:id="rIddsqayisdavnqvsedvhpsc">
+        <w:r>
+          <w:rPr>
+            <w:rFonts w:ascii="Arial" w:cs="Arial" w:eastAsia="Arial" w:hAnsi="Arial"/>
+            <w:color w:val="1F6B75"/>
+            <w:sz w:val="17"/>
+            <w:szCs w:val="17"/>
+            <w:u w:val="single" w:color="1F6B75"/>
+          </w:rPr>
+          <w:t xml:space="preserve">https://creativecommons.org/licenses/by-nc/4.0/</w:t>
+        </w:r>
+      </w:hyperlink>
+      <w:r>
+        <w:rPr>
+          <w:rFonts w:ascii="Arial" w:cs="Arial" w:eastAsia="Arial" w:hAnsi="Arial"/>
+          <w:sz w:val="17"/>
+          <w:szCs w:val="17"/>
+        </w:rPr>
+        <w:t xml:space="preserve">. You are free to copy, redistribute, and adapt this material in any medium or format, provided appropriate credit is given and the material is not used for commercial purposes. KICD learning outcomes and curriculum designations reproduced here for alignment purposes remain the property of KICD and are not covered by this license. Linked external resources (e.g. CK-12, Khan Academy, PhET) are subject to their own licenses.</w:t>
       </w:r>
     </w:p>
     <w:p>

--- a/data/outputs/v2/General_Science/SS3.4_Magnetism_and_Electromagnetic_Induction/General_Science_Magnetism_and_Electromagnetic_Induction_FinalExplanation.docx
+++ b/data/outputs/v2/General_Science/SS3.4_Magnetism_and_Electromagnetic_Induction/General_Science_Magnetism_and_Electromagnetic_Induction_FinalExplanation.docx
@@ -95,7 +95,7 @@
                 <w:sz w:val="22"/>
                 <w:szCs w:val="22"/>
               </w:rPr>
-              <w:t xml:space="preserve">FINAL EXPLANATION: GENERAL SCIENCE – GRADE 10 | SUB-STRAND 3.4: MAGNETISM AND ELECTROMAGNETIC INDUCTION</w:t>
+              <w:t xml:space="preserve">FINAL EXPLANATION: GENERAL SCIENCE GRADE 10 – SUB-STRAND 3.4 MAGNETISM AND ELECTROMAGNETIC INDUCTION: FINAL EXPLANATION</w:t>
             </w:r>
           </w:p>
         </w:tc>
@@ -422,7 +422,7 @@
                 <w:sz w:val="18"/>
                 <w:szCs w:val="18"/>
               </w:rPr>
-              <w:t xml:space="preserve">This Final Explanation is your opportunity to show everything you have learned across our 8-lesson sequence on electromagnetic induction. You will answer the driving question in full, using evidence from your experiments, observations, and reading. Write in your own words, but use correct scientific vocabulary. A strong response connects every idea back to the anchoring phenomenon — the student in Kericho who watched copper coils spinning inside her school's generator and wondered how movement alone could power an entire dormitory. Your explanation should be thorough enough that a fellow Form One student who was absent for the whole unit could read it and understand how electricity is generated. Use diagrams, labelled sketches, or worked examples wherever they help your explanation. Your response will be assessed using the rubric at the end of this document.</w:t>
+              <w:t xml:space="preserve">This is your Final Explanation for the whole sub-strand. Answer the driving question: How does moving a wire through a magnetic field produce electricity, and how is this principle powering homes, farms and industries across Kenya? Use what you observed in our experiments, not just what you remember. Write in full sentences under each prompt. Use the words you learned, such as magnetic field lines, relative motion, induced e.m.f., galvanometer, coil turns and magnetic flux. Refer to the Kericho student, her bicycle dynamo and the school generator in your answers. Where a prompt asks for a diagram, draw and label it clearly. You may use your cumulative model and the Driving Question Board in your notes.</w:t>
             </w:r>
           </w:p>
         </w:tc>
@@ -450,14 +450,12 @@
         <w:tblLayout w:type="fixed"/>
       </w:tblPr>
       <w:tblGrid>
-        <w:gridCol w:w="3000"/>
-        <w:gridCol w:w="10680"/>
+        <w:gridCol w:w="13680"/>
       </w:tblGrid>
       <w:tr>
         <w:tc>
           <w:tcPr>
             <w:tcW w:type="dxa" w:w="13680"/>
-            <w:gridSpan w:val="2"/>
             <w:shd w:fill="1F3864" w:color="auto" w:val="clear"/>
             <w:tcMar>
               <w:top w:type="dxa" w:w="60"/>
@@ -483,15 +481,15 @@
                 <w:sz w:val="22"/>
                 <w:szCs w:val="22"/>
               </w:rPr>
-              <w:t xml:space="preserve">Section 1: The Core Principle — What Is Electromagnetic Induction?</w:t>
-            </w:r>
-          </w:p>
-        </w:tc>
-      </w:tr>
-      <w:tr>
-        <w:tc>
-          <w:tcPr>
-            <w:tcW w:type="dxa" w:w="3000"/>
+              <w:t xml:space="preserve">Part 1: Explaining the Kericho Puzzle</w:t>
+            </w:r>
+          </w:p>
+        </w:tc>
+      </w:tr>
+      <w:tr>
+        <w:tc>
+          <w:tcPr>
+            <w:tcW w:type="dxa" w:w="13680"/>
             <w:shd w:fill="D9EEF1" w:color="auto" w:val="clear"/>
             <w:tcMar>
               <w:top w:type="dxa" w:w="60"/>
@@ -517,112 +515,18 @@
                 <w:sz w:val="18"/>
                 <w:szCs w:val="18"/>
               </w:rPr>
-              <w:t xml:space="preserve">Explain what electromagnetic induction is. In your explanation, answer all of the following:</w:t>
-            </w:r>
-          </w:p>
-          <w:p>
-            <w:pPr>
-              <w:spacing w:after="30" w:before="0"/>
-              <w:ind w:left="360" w:hanging="180"/>
-              <w:jc w:val="left"/>
-            </w:pPr>
-            <w:r>
-              <w:rPr>
-                <w:rFonts w:ascii="Arial" w:cs="Arial" w:eastAsia="Arial" w:hAnsi="Arial"/>
-                <w:b/>
-                <w:bCs/>
-                <w:i w:val="false"/>
-                <w:iCs w:val="false"/>
-                <w:color w:val="000000"/>
-                <w:sz w:val="18"/>
-                <w:szCs w:val="18"/>
-              </w:rPr>
-              <w:t xml:space="preserve">–  What must happen for a voltage (EMF) to be induced in a wire?</w:t>
-            </w:r>
-          </w:p>
-          <w:p>
-            <w:pPr>
-              <w:spacing w:after="30" w:before="0"/>
-              <w:ind w:left="360" w:hanging="180"/>
-              <w:jc w:val="left"/>
-            </w:pPr>
-            <w:r>
-              <w:rPr>
-                <w:rFonts w:ascii="Arial" w:cs="Arial" w:eastAsia="Arial" w:hAnsi="Arial"/>
-                <w:b/>
-                <w:bCs/>
-                <w:i w:val="false"/>
-                <w:iCs w:val="false"/>
-                <w:color w:val="000000"/>
-                <w:sz w:val="18"/>
-                <w:szCs w:val="18"/>
-              </w:rPr>
-              <w:t xml:space="preserve">–  Why did the bicycle dynamo light go OUT the moment the wheel stopped spinning?</w:t>
-            </w:r>
-          </w:p>
-          <w:p>
-            <w:pPr>
-              <w:spacing w:after="30" w:before="0"/>
-              <w:ind w:left="360" w:hanging="180"/>
-              <w:jc w:val="left"/>
-            </w:pPr>
-            <w:r>
-              <w:rPr>
-                <w:rFonts w:ascii="Arial" w:cs="Arial" w:eastAsia="Arial" w:hAnsi="Arial"/>
-                <w:b/>
-                <w:bCs/>
-                <w:i w:val="false"/>
-                <w:iCs w:val="false"/>
-                <w:color w:val="000000"/>
-                <w:sz w:val="18"/>
-                <w:szCs w:val="18"/>
-              </w:rPr>
-              <w:t xml:space="preserve">–  What is Faraday's Law, and what does it tell us about the RATE of change of magnetic flux?</w:t>
-            </w:r>
-          </w:p>
-          <w:p>
-            <w:pPr>
-              <w:spacing w:after="30" w:before="0"/>
-              <w:ind w:left="360" w:hanging="180"/>
-              <w:jc w:val="left"/>
-            </w:pPr>
-            <w:r>
-              <w:rPr>
-                <w:rFonts w:ascii="Arial" w:cs="Arial" w:eastAsia="Arial" w:hAnsi="Arial"/>
-                <w:b/>
-                <w:bCs/>
-                <w:i w:val="false"/>
-                <w:iCs w:val="false"/>
-                <w:color w:val="000000"/>
-                <w:sz w:val="18"/>
-                <w:szCs w:val="18"/>
-              </w:rPr>
-              <w:t xml:space="preserve">–  Define magnetic flux in your own words and explain what it means for a wire loop to experience a 'changing' flux.</w:t>
-            </w:r>
-          </w:p>
-          <w:p>
-            <w:pPr>
-              <w:spacing w:after="40" w:before="0"/>
-              <w:jc w:val="left"/>
-            </w:pPr>
-            <w:r>
-              <w:rPr>
-                <w:rFonts w:ascii="Arial" w:cs="Arial" w:eastAsia="Arial" w:hAnsi="Arial"/>
-                <w:b/>
-                <w:bCs/>
-                <w:i w:val="false"/>
-                <w:iCs w:val="false"/>
-                <w:color w:val="000000"/>
-                <w:sz w:val="18"/>
-                <w:szCs w:val="18"/>
-              </w:rPr>
-              <w:t xml:space="preserve">Use a labelled diagram of a wire moving through a magnetic field to support your explanation.</w:t>
-            </w:r>
-          </w:p>
-        </w:tc>
-        <w:tc>
-          <w:tcPr>
-            <w:tcW w:type="dxa" w:w="10680"/>
+              <w:t xml:space="preserve">A Form One student in a boarding school in Kericho spins the wheel of a bicycle dynamo and a small LED lights up. When she holds the wheel still, the light goes out at once. There is no battery. (a) Explain why the LED lights up only when the wheel is spinning. (b) Explain what is happening to the magnetic field lines and the conductor while the light is on. (c) Use your galvanometer results from the electromagnetic induction experiment as evidence in your explanation.</w:t>
+            </w:r>
+          </w:p>
+        </w:tc>
+      </w:tr>
+      <w:tr>
+        <w:trPr>
+          <w:trHeight w:val="4200" w:hRule="atLeast"/>
+        </w:trPr>
+        <w:tc>
+          <w:tcPr>
+            <w:tcW w:type="dxa" w:w="13680"/>
             <w:shd w:fill="FFFFFF" w:color="auto" w:val="clear"/>
             <w:tcMar>
               <w:top w:type="dxa" w:w="60"/>
@@ -642,127 +546,13 @@
                 <w:rFonts w:ascii="Arial" w:cs="Arial" w:eastAsia="Arial" w:hAnsi="Arial"/>
                 <w:b w:val="false"/>
                 <w:bCs w:val="false"/>
-                <w:i w:val="false"/>
-                <w:iCs w:val="false"/>
-                <w:color w:val="000000"/>
-                <w:sz w:val="18"/>
-                <w:szCs w:val="18"/>
-              </w:rPr>
-              <w:t xml:space="preserve">Electromagnetic induction is the process by which a changing magnetic field through a conductor produces an electromotive force (EMF), which drives an electric current. The key condition is CHANGE — a wire sitting still inside a magnetic field experiences no change in the number of magnetic field lines passing through it, so no EMF is produced. The moment the wire moves (or the magnet moves), the number of field lines passing through the wire loop changes, and a voltage is induced.</w:t>
-            </w:r>
-          </w:p>
-          <w:p>
-            <w:pPr>
-              <w:spacing w:after="40" w:before="0"/>
-              <w:jc w:val="left"/>
-            </w:pPr>
-            <w:r>
-              <w:rPr>
-                <w:rFonts w:ascii="Arial" w:cs="Arial" w:eastAsia="Arial" w:hAnsi="Arial"/>
-                <w:b w:val="false"/>
-                <w:bCs w:val="false"/>
-                <w:i w:val="false"/>
-                <w:iCs w:val="false"/>
-                <w:color w:val="000000"/>
-                <w:sz w:val="18"/>
-                <w:szCs w:val="18"/>
-              </w:rPr>
-              <w:t xml:space="preserve"/>
-            </w:r>
-          </w:p>
-          <w:p>
-            <w:pPr>
-              <w:spacing w:after="40" w:before="0"/>
-              <w:jc w:val="left"/>
-            </w:pPr>
-            <w:r>
-              <w:rPr>
-                <w:rFonts w:ascii="Arial" w:cs="Arial" w:eastAsia="Arial" w:hAnsi="Arial"/>
-                <w:b w:val="false"/>
-                <w:bCs w:val="false"/>
-                <w:i w:val="false"/>
-                <w:iCs w:val="false"/>
-                <w:color w:val="000000"/>
-                <w:sz w:val="18"/>
-                <w:szCs w:val="18"/>
-              </w:rPr>
-              <w:t xml:space="preserve">This is exactly why the bicycle dynamo went dark the instant the wheel stopped. With no spinning, the copper coils inside the dynamo were stationary relative to the permanent magnets. The magnetic flux through the coil was constant — it was not changing — so Faraday's Law tells us the induced EMF was zero. Zero EMF means zero current, and zero current means the LED cannot light up.</w:t>
-            </w:r>
-          </w:p>
-          <w:p>
-            <w:pPr>
-              <w:spacing w:after="40" w:before="0"/>
-              <w:jc w:val="left"/>
-            </w:pPr>
-            <w:r>
-              <w:rPr>
-                <w:rFonts w:ascii="Arial" w:cs="Arial" w:eastAsia="Arial" w:hAnsi="Arial"/>
-                <w:b w:val="false"/>
-                <w:bCs w:val="false"/>
-                <w:i w:val="false"/>
-                <w:iCs w:val="false"/>
-                <w:color w:val="000000"/>
-                <w:sz w:val="18"/>
-                <w:szCs w:val="18"/>
-              </w:rPr>
-              <w:t xml:space="preserve"/>
-            </w:r>
-          </w:p>
-          <w:p>
-            <w:pPr>
-              <w:spacing w:after="40" w:before="0"/>
-              <w:jc w:val="left"/>
-            </w:pPr>
-            <w:r>
-              <w:rPr>
-                <w:rFonts w:ascii="Arial" w:cs="Arial" w:eastAsia="Arial" w:hAnsi="Arial"/>
-                <w:b w:val="false"/>
-                <w:bCs w:val="false"/>
-                <w:i w:val="false"/>
-                <w:iCs w:val="false"/>
-                <w:color w:val="000000"/>
-                <w:sz w:val="18"/>
-                <w:szCs w:val="18"/>
-              </w:rPr>
-              <w:t xml:space="preserve">Faraday's Law states: The magnitude of the induced EMF in a circuit is directly proportional to the rate of change of magnetic flux through the circuit. Written as a relationship: EMF ∝ ΔΦ/Δt, where Φ (phi) is magnetic flux. Magnetic flux is a measure of how many magnetic field lines pass through a given area — you can think of it as 'how much magnetism is threading through the loop.' When the coil spins quickly, the flux changes rapidly, so the rate of change is large, and a large EMF is produced. Spin slowly, and the flux changes slowly — a small EMF results. This is why the dormitory lights were dim when the Kericho generator first started and became bright only once it reached full spinning speed.</w:t>
-            </w:r>
-          </w:p>
-          <w:p>
-            <w:pPr>
-              <w:spacing w:after="40" w:before="0"/>
-              <w:jc w:val="left"/>
-            </w:pPr>
-            <w:r>
-              <w:rPr>
-                <w:rFonts w:ascii="Arial" w:cs="Arial" w:eastAsia="Arial" w:hAnsi="Arial"/>
-                <w:b w:val="false"/>
-                <w:bCs w:val="false"/>
-                <w:i w:val="false"/>
-                <w:iCs w:val="false"/>
-                <w:color w:val="000000"/>
-                <w:sz w:val="18"/>
-                <w:szCs w:val="18"/>
-              </w:rPr>
-              <w:t xml:space="preserve"/>
-            </w:r>
-          </w:p>
-          <w:p>
-            <w:pPr>
-              <w:spacing w:after="40" w:before="0"/>
-              <w:jc w:val="left"/>
-            </w:pPr>
-            <w:r>
-              <w:rPr>
-                <w:rFonts w:ascii="Arial" w:cs="Arial" w:eastAsia="Arial" w:hAnsi="Arial"/>
-                <w:b w:val="false"/>
-                <w:bCs w:val="false"/>
-                <w:i w:val="false"/>
-                <w:iCs w:val="false"/>
-                <w:color w:val="000000"/>
-                <w:sz w:val="18"/>
-                <w:szCs w:val="18"/>
-              </w:rPr>
-              <w:t xml:space="preserve">[DIAGRAM: Draw a rectangular wire loop between the north and south poles of a magnet. Label: magnetic field lines (B), the area of the loop (A), the direction of wire movement, and the induced current direction using arrows around the loop.]</w:t>
+                <w:i/>
+                <w:iCs/>
+                <w:color w:val="808080"/>
+                <w:sz w:val="18"/>
+                <w:szCs w:val="18"/>
+              </w:rPr>
+              <w:t xml:space="preserve">Write your answer here:</w:t>
             </w:r>
           </w:p>
         </w:tc>
@@ -790,14 +580,12 @@
         <w:tblLayout w:type="fixed"/>
       </w:tblPr>
       <w:tblGrid>
-        <w:gridCol w:w="3000"/>
-        <w:gridCol w:w="10680"/>
+        <w:gridCol w:w="13680"/>
       </w:tblGrid>
       <w:tr>
         <w:tc>
           <w:tcPr>
             <w:tcW w:type="dxa" w:w="13680"/>
-            <w:gridSpan w:val="2"/>
             <w:shd w:fill="1F3864" w:color="auto" w:val="clear"/>
             <w:tcMar>
               <w:top w:type="dxa" w:w="60"/>
@@ -823,15 +611,15 @@
                 <w:sz w:val="22"/>
                 <w:szCs w:val="22"/>
               </w:rPr>
-              <w:t xml:space="preserve">Section 2: Factors That Affect the Size of the Induced EMF</w:t>
-            </w:r>
-          </w:p>
-        </w:tc>
-      </w:tr>
-      <w:tr>
-        <w:tc>
-          <w:tcPr>
-            <w:tcW w:type="dxa" w:w="3000"/>
+              <w:t xml:space="preserve">Part 2: Why Faster Spinning Gives a Brighter Light</w:t>
+            </w:r>
+          </w:p>
+        </w:tc>
+      </w:tr>
+      <w:tr>
+        <w:tc>
+          <w:tcPr>
+            <w:tcW w:type="dxa" w:w="13680"/>
             <w:shd w:fill="D9EEF1" w:color="auto" w:val="clear"/>
             <w:tcMar>
               <w:top w:type="dxa" w:w="60"/>
@@ -857,92 +645,18 @@
                 <w:sz w:val="18"/>
                 <w:szCs w:val="18"/>
               </w:rPr>
-              <w:t xml:space="preserve">Describe THREE factors that affect how large the induced EMF (and therefore the current) will be. For each factor:</w:t>
-            </w:r>
-          </w:p>
-          <w:p>
-            <w:pPr>
-              <w:spacing w:after="30" w:before="0"/>
-              <w:ind w:left="360" w:hanging="180"/>
-              <w:jc w:val="left"/>
-            </w:pPr>
-            <w:r>
-              <w:rPr>
-                <w:rFonts w:ascii="Arial" w:cs="Arial" w:eastAsia="Arial" w:hAnsi="Arial"/>
-                <w:b/>
-                <w:bCs/>
-                <w:i w:val="false"/>
-                <w:iCs w:val="false"/>
-                <w:color w:val="000000"/>
-                <w:sz w:val="18"/>
-                <w:szCs w:val="18"/>
-              </w:rPr>
-              <w:t xml:space="preserve">–  State the factor clearly.</w:t>
-            </w:r>
-          </w:p>
-          <w:p>
-            <w:pPr>
-              <w:spacing w:after="30" w:before="0"/>
-              <w:ind w:left="360" w:hanging="180"/>
-              <w:jc w:val="left"/>
-            </w:pPr>
-            <w:r>
-              <w:rPr>
-                <w:rFonts w:ascii="Arial" w:cs="Arial" w:eastAsia="Arial" w:hAnsi="Arial"/>
-                <w:b/>
-                <w:bCs/>
-                <w:i w:val="false"/>
-                <w:iCs w:val="false"/>
-                <w:color w:val="000000"/>
-                <w:sz w:val="18"/>
-                <w:szCs w:val="18"/>
-              </w:rPr>
-              <w:t xml:space="preserve">–  Explain the relationship (does increasing it increase or decrease the EMF?).</w:t>
-            </w:r>
-          </w:p>
-          <w:p>
-            <w:pPr>
-              <w:spacing w:after="30" w:before="0"/>
-              <w:ind w:left="360" w:hanging="180"/>
-              <w:jc w:val="left"/>
-            </w:pPr>
-            <w:r>
-              <w:rPr>
-                <w:rFonts w:ascii="Arial" w:cs="Arial" w:eastAsia="Arial" w:hAnsi="Arial"/>
-                <w:b/>
-                <w:bCs/>
-                <w:i w:val="false"/>
-                <w:iCs w:val="false"/>
-                <w:color w:val="000000"/>
-                <w:sz w:val="18"/>
-                <w:szCs w:val="18"/>
-              </w:rPr>
-              <w:t xml:space="preserve">–  Give a specific example connecting it to the Kericho school generator OR the bicycle dynamo.</w:t>
-            </w:r>
-          </w:p>
-          <w:p>
-            <w:pPr>
-              <w:spacing w:after="40" w:before="0"/>
-              <w:jc w:val="left"/>
-            </w:pPr>
-            <w:r>
-              <w:rPr>
-                <w:rFonts w:ascii="Arial" w:cs="Arial" w:eastAsia="Arial" w:hAnsi="Arial"/>
-                <w:b/>
-                <w:bCs/>
-                <w:i w:val="false"/>
-                <w:iCs w:val="false"/>
-                <w:color w:val="000000"/>
-                <w:sz w:val="18"/>
-                <w:szCs w:val="18"/>
-              </w:rPr>
-              <w:t xml:space="preserve">Then explain why faster spinning makes the dynamo light BRIGHTER, using the factors you have identified.</w:t>
-            </w:r>
-          </w:p>
-        </w:tc>
-        <w:tc>
-          <w:tcPr>
-            <w:tcW w:type="dxa" w:w="10680"/>
+              <w:t xml:space="preserve">The Kericho student notices that when she spins the dynamo wheel faster, the LED becomes brighter. (a) Name the four factors that control the size of the induced e.m.f. and state, from your Lesson 5 observations, how each one changes the galvanometer deflection. (b) Using one of these factors, explain why faster spinning makes the LED brighter. (c) Explain how you made your Lesson 5 investigation a fair test.</w:t>
+            </w:r>
+          </w:p>
+        </w:tc>
+      </w:tr>
+      <w:tr>
+        <w:trPr>
+          <w:trHeight w:val="4200" w:hRule="atLeast"/>
+        </w:trPr>
+        <w:tc>
+          <w:tcPr>
+            <w:tcW w:type="dxa" w:w="13680"/>
             <w:shd w:fill="FFFFFF" w:color="auto" w:val="clear"/>
             <w:tcMar>
               <w:top w:type="dxa" w:w="60"/>
@@ -962,165 +676,13 @@
                 <w:rFonts w:ascii="Arial" w:cs="Arial" w:eastAsia="Arial" w:hAnsi="Arial"/>
                 <w:b w:val="false"/>
                 <w:bCs w:val="false"/>
-                <w:i w:val="false"/>
-                <w:iCs w:val="false"/>
-                <w:color w:val="000000"/>
-                <w:sz w:val="18"/>
-                <w:szCs w:val="18"/>
-              </w:rPr>
-              <w:t xml:space="preserve">Three key factors control the size of the induced EMF:</w:t>
-            </w:r>
-          </w:p>
-          <w:p>
-            <w:pPr>
-              <w:spacing w:after="40" w:before="0"/>
-              <w:jc w:val="left"/>
-            </w:pPr>
-            <w:r>
-              <w:rPr>
-                <w:rFonts w:ascii="Arial" w:cs="Arial" w:eastAsia="Arial" w:hAnsi="Arial"/>
-                <w:b w:val="false"/>
-                <w:bCs w:val="false"/>
-                <w:i w:val="false"/>
-                <w:iCs w:val="false"/>
-                <w:color w:val="000000"/>
-                <w:sz w:val="18"/>
-                <w:szCs w:val="18"/>
-              </w:rPr>
-              <w:t xml:space="preserve"/>
-            </w:r>
-          </w:p>
-          <w:p>
-            <w:pPr>
-              <w:spacing w:after="40" w:before="0"/>
-              <w:jc w:val="left"/>
-            </w:pPr>
-            <w:r>
-              <w:rPr>
-                <w:rFonts w:ascii="Arial" w:cs="Arial" w:eastAsia="Arial" w:hAnsi="Arial"/>
-                <w:b w:val="false"/>
-                <w:bCs w:val="false"/>
-                <w:i w:val="false"/>
-                <w:iCs w:val="false"/>
-                <w:color w:val="000000"/>
-                <w:sz w:val="18"/>
-                <w:szCs w:val="18"/>
-              </w:rPr>
-              <w:t xml:space="preserve">1. Speed of movement (rate of change of flux): The faster the coil rotates inside the magnetic field, the faster the magnetic flux through the coil changes, and the larger the induced EMF. In the Kericho generator, the diesel engine spins the copper coils at a carefully controlled speed — usually 3 000 revolutions per minute (rpm) in Kenya's 50 Hz AC system. If the engine slows down, the voltage drops and lights dim. For the bicycle dynamo, pedalling faster makes the LED glow more brightly because the coil inside the dynamo spins faster, increasing the rate of flux change.</w:t>
-            </w:r>
-          </w:p>
-          <w:p>
-            <w:pPr>
-              <w:spacing w:after="40" w:before="0"/>
-              <w:jc w:val="left"/>
-            </w:pPr>
-            <w:r>
-              <w:rPr>
-                <w:rFonts w:ascii="Arial" w:cs="Arial" w:eastAsia="Arial" w:hAnsi="Arial"/>
-                <w:b w:val="false"/>
-                <w:bCs w:val="false"/>
-                <w:i w:val="false"/>
-                <w:iCs w:val="false"/>
-                <w:color w:val="000000"/>
-                <w:sz w:val="18"/>
-                <w:szCs w:val="18"/>
-              </w:rPr>
-              <w:t xml:space="preserve"/>
-            </w:r>
-          </w:p>
-          <w:p>
-            <w:pPr>
-              <w:spacing w:after="40" w:before="0"/>
-              <w:jc w:val="left"/>
-            </w:pPr>
-            <w:r>
-              <w:rPr>
-                <w:rFonts w:ascii="Arial" w:cs="Arial" w:eastAsia="Arial" w:hAnsi="Arial"/>
-                <w:b w:val="false"/>
-                <w:bCs w:val="false"/>
-                <w:i w:val="false"/>
-                <w:iCs w:val="false"/>
-                <w:color w:val="000000"/>
-                <w:sz w:val="18"/>
-                <w:szCs w:val="18"/>
-              </w:rPr>
-              <w:t xml:space="preserve">2. Number of turns in the coil: A coil with more loops of wire cuts through more magnetic field lines per second. Each turn contributes its own small EMF, and these add together. The large copper coils visible inside the Kericho generator have hundreds of turns, which is why they can produce 240 V — far more than a simple single-loop dynamo could manage. A bicycle dynamo, with fewer turns, produces only enough voltage to light a small LED.</w:t>
-            </w:r>
-          </w:p>
-          <w:p>
-            <w:pPr>
-              <w:spacing w:after="40" w:before="0"/>
-              <w:jc w:val="left"/>
-            </w:pPr>
-            <w:r>
-              <w:rPr>
-                <w:rFonts w:ascii="Arial" w:cs="Arial" w:eastAsia="Arial" w:hAnsi="Arial"/>
-                <w:b w:val="false"/>
-                <w:bCs w:val="false"/>
-                <w:i w:val="false"/>
-                <w:iCs w:val="false"/>
-                <w:color w:val="000000"/>
-                <w:sz w:val="18"/>
-                <w:szCs w:val="18"/>
-              </w:rPr>
-              <w:t xml:space="preserve"/>
-            </w:r>
-          </w:p>
-          <w:p>
-            <w:pPr>
-              <w:spacing w:after="40" w:before="0"/>
-              <w:jc w:val="left"/>
-            </w:pPr>
-            <w:r>
-              <w:rPr>
-                <w:rFonts w:ascii="Arial" w:cs="Arial" w:eastAsia="Arial" w:hAnsi="Arial"/>
-                <w:b w:val="false"/>
-                <w:bCs w:val="false"/>
-                <w:i w:val="false"/>
-                <w:iCs w:val="false"/>
-                <w:color w:val="000000"/>
-                <w:sz w:val="18"/>
-                <w:szCs w:val="18"/>
-              </w:rPr>
-              <w:t xml:space="preserve">3. Strength of the magnetic field: A stronger magnetic field means more field lines passing through the coil, so the change in flux per rotation is larger, and the induced EMF is greater. Industrial generators use powerful electromagnets (called field magnets or rotors) rather than weak permanent magnets, which is why they produce so much more electricity than a bicycle dynamo that uses a small permanent magnet.</w:t>
-            </w:r>
-          </w:p>
-          <w:p>
-            <w:pPr>
-              <w:spacing w:after="40" w:before="0"/>
-              <w:jc w:val="left"/>
-            </w:pPr>
-            <w:r>
-              <w:rPr>
-                <w:rFonts w:ascii="Arial" w:cs="Arial" w:eastAsia="Arial" w:hAnsi="Arial"/>
-                <w:b w:val="false"/>
-                <w:bCs w:val="false"/>
-                <w:i w:val="false"/>
-                <w:iCs w:val="false"/>
-                <w:color w:val="000000"/>
-                <w:sz w:val="18"/>
-                <w:szCs w:val="18"/>
-              </w:rPr>
-              <w:t xml:space="preserve"/>
-            </w:r>
-          </w:p>
-          <w:p>
-            <w:pPr>
-              <w:spacing w:after="40" w:before="0"/>
-              <w:jc w:val="left"/>
-            </w:pPr>
-            <w:r>
-              <w:rPr>
-                <w:rFonts w:ascii="Arial" w:cs="Arial" w:eastAsia="Arial" w:hAnsi="Arial"/>
-                <w:b w:val="false"/>
-                <w:bCs w:val="false"/>
-                <w:i w:val="false"/>
-                <w:iCs w:val="false"/>
-                <w:color w:val="000000"/>
-                <w:sz w:val="18"/>
-                <w:szCs w:val="18"/>
-              </w:rPr>
-              <w:t xml:space="preserve">Putting it together: when you pedal faster on the bicycle, factor 1 increases — the rate of change of flux goes up — so the EMF increases, more current flows through the LED, and it shines brighter. The same physics explains why engineers at Olkaria Geothermal Plant in the Rift Valley must keep their turbines spinning at a precise, high speed to deliver stable 240 V electricity to the national grid.</w:t>
+                <w:i/>
+                <w:iCs/>
+                <w:color w:val="808080"/>
+                <w:sz w:val="18"/>
+                <w:szCs w:val="18"/>
+              </w:rPr>
+              <w:t xml:space="preserve">Write your answer here:</w:t>
             </w:r>
           </w:p>
         </w:tc>
@@ -1148,14 +710,12 @@
         <w:tblLayout w:type="fixed"/>
       </w:tblPr>
       <w:tblGrid>
-        <w:gridCol w:w="3000"/>
-        <w:gridCol w:w="10680"/>
+        <w:gridCol w:w="13680"/>
       </w:tblGrid>
       <w:tr>
         <w:tc>
           <w:tcPr>
             <w:tcW w:type="dxa" w:w="13680"/>
-            <w:gridSpan w:val="2"/>
             <w:shd w:fill="1F3864" w:color="auto" w:val="clear"/>
             <w:tcMar>
               <w:top w:type="dxa" w:w="60"/>
@@ -1181,15 +741,15 @@
                 <w:sz w:val="22"/>
                 <w:szCs w:val="22"/>
               </w:rPr>
-              <w:t xml:space="preserve">Section 3: How a Generator Works — From Spinning Coil to National Grid</w:t>
-            </w:r>
-          </w:p>
-        </w:tc>
-      </w:tr>
-      <w:tr>
-        <w:tc>
-          <w:tcPr>
-            <w:tcW w:type="dxa" w:w="3000"/>
+              <w:t xml:space="preserve">Part 3: Magnets, Magnetic Fields and Why Stillness Matters</w:t>
+            </w:r>
+          </w:p>
+        </w:tc>
+      </w:tr>
+      <w:tr>
+        <w:tc>
+          <w:tcPr>
+            <w:tcW w:type="dxa" w:w="13680"/>
             <w:shd w:fill="D9EEF1" w:color="auto" w:val="clear"/>
             <w:tcMar>
               <w:top w:type="dxa" w:w="60"/>
@@ -1215,93 +775,18 @@
                 <w:sz w:val="18"/>
                 <w:szCs w:val="18"/>
               </w:rPr>
-              <w:t xml:space="preserve">Trace the complete journey from 'spinning coil' to 'electricity in a Kenyan home.' In your explanation:</w:t>
-            </w:r>
-          </w:p>
-          <w:p>
-            <w:pPr>
-              <w:spacing w:after="30" w:before="0"/>
-              <w:ind w:left="360" w:hanging="180"/>
-              <w:jc w:val="left"/>
-            </w:pPr>
-            <w:r>
-              <w:rPr>
-                <w:rFonts w:ascii="Arial" w:cs="Arial" w:eastAsia="Arial" w:hAnsi="Arial"/>
-                <w:b/>
-                <w:bCs/>
-                <w:i w:val="false"/>
-                <w:iCs w:val="false"/>
-                <w:color w:val="000000"/>
-                <w:sz w:val="18"/>
-                <w:szCs w:val="18"/>
-              </w:rPr>
-              <w:t xml:space="preserve">–  Describe the main parts of an AC generator (alternator) and the role of each part.</w:t>
-            </w:r>
-          </w:p>
-          <w:p>
-            <w:pPr>
-              <w:spacing w:after="30" w:before="0"/>
-              <w:ind w:left="360" w:hanging="180"/>
-              <w:jc w:val="left"/>
-            </w:pPr>
-            <w:r>
-              <w:rPr>
-                <w:rFonts w:ascii="Arial" w:cs="Arial" w:eastAsia="Arial" w:hAnsi="Arial"/>
-                <w:b/>
-                <w:bCs/>
-                <w:i w:val="false"/>
-                <w:iCs w:val="false"/>
-                <w:color w:val="000000"/>
-                <w:sz w:val="18"/>
-                <w:szCs w:val="18"/>
-              </w:rPr>
-              <w:t xml:space="preserve">–  Explain why the current produced is alternating (AC) rather than direct (DC).</w:t>
-            </w:r>
-          </w:p>
-          <w:p>
-            <w:pPr>
-              <w:spacing w:after="30" w:before="0"/>
-              <w:ind w:left="360" w:hanging="180"/>
-              <w:jc w:val="left"/>
-            </w:pPr>
-            <w:r>
-              <w:rPr>
-                <w:rFonts w:ascii="Arial" w:cs="Arial" w:eastAsia="Arial" w:hAnsi="Arial"/>
-                <w:b/>
-                <w:bCs/>
-                <w:i w:val="false"/>
-                <w:iCs w:val="false"/>
-                <w:color w:val="000000"/>
-                <w:sz w:val="18"/>
-                <w:szCs w:val="18"/>
-              </w:rPr>
-              <w:t xml:space="preserve">–  Explain the role of transformers in getting electricity from a power station to a home in Nairobi or a farm in Kericho.</w:t>
-            </w:r>
-          </w:p>
-          <w:p>
-            <w:pPr>
-              <w:spacing w:after="30" w:before="0"/>
-              <w:ind w:left="360" w:hanging="180"/>
-              <w:jc w:val="left"/>
-            </w:pPr>
-            <w:r>
-              <w:rPr>
-                <w:rFonts w:ascii="Arial" w:cs="Arial" w:eastAsia="Arial" w:hAnsi="Arial"/>
-                <w:b/>
-                <w:bCs/>
-                <w:i w:val="false"/>
-                <w:iCs w:val="false"/>
-                <w:color w:val="000000"/>
-                <w:sz w:val="18"/>
-                <w:szCs w:val="18"/>
-              </w:rPr>
-              <w:t xml:space="preserve">–  Draw and label a simple AC generator diagram.</w:t>
-            </w:r>
-          </w:p>
-        </w:tc>
-        <w:tc>
-          <w:tcPr>
-            <w:tcW w:type="dxa" w:w="10680"/>
+              <w:t xml:space="preserve">(a) Describe what you learned about magnetic field lines around a U-shaped magnet, including their direction, where they are crowded, and what the field is like between the poles. Explain why this region is important in a generator. (b) Describe two ways you saw a magnet lose its magnetism in Lesson 2 and explain, using magnetic domains, why this happens. (c) Explain why engineers at Kenya Power protect generator magnets from heat and vibration.</w:t>
+            </w:r>
+          </w:p>
+        </w:tc>
+      </w:tr>
+      <w:tr>
+        <w:trPr>
+          <w:trHeight w:val="4200" w:hRule="atLeast"/>
+        </w:trPr>
+        <w:tc>
+          <w:tcPr>
+            <w:tcW w:type="dxa" w:w="13680"/>
             <w:shd w:fill="FFFFFF" w:color="auto" w:val="clear"/>
             <w:tcMar>
               <w:top w:type="dxa" w:w="60"/>
@@ -1321,226 +806,13 @@
                 <w:rFonts w:ascii="Arial" w:cs="Arial" w:eastAsia="Arial" w:hAnsi="Arial"/>
                 <w:b w:val="false"/>
                 <w:bCs w:val="false"/>
-                <w:i w:val="false"/>
-                <w:iCs w:val="false"/>
-                <w:color w:val="000000"/>
-                <w:sz w:val="18"/>
-                <w:szCs w:val="18"/>
-              </w:rPr>
-              <w:t xml:space="preserve">An AC generator (alternator) converts kinetic energy (movement) into electrical energy using electromagnetic induction. Its main parts are:</w:t>
-            </w:r>
-          </w:p>
-          <w:p>
-            <w:pPr>
-              <w:spacing w:after="40" w:before="0"/>
-              <w:jc w:val="left"/>
-            </w:pPr>
-            <w:r>
-              <w:rPr>
-                <w:rFonts w:ascii="Arial" w:cs="Arial" w:eastAsia="Arial" w:hAnsi="Arial"/>
-                <w:b w:val="false"/>
-                <w:bCs w:val="false"/>
-                <w:i w:val="false"/>
-                <w:iCs w:val="false"/>
-                <w:color w:val="000000"/>
-                <w:sz w:val="18"/>
-                <w:szCs w:val="18"/>
-              </w:rPr>
-              <w:t xml:space="preserve"/>
-            </w:r>
-          </w:p>
-          <w:p>
-            <w:pPr>
-              <w:spacing w:after="30" w:before="0"/>
-              <w:ind w:left="360" w:hanging="180"/>
-              <w:jc w:val="left"/>
-            </w:pPr>
-            <w:r>
-              <w:rPr>
-                <w:rFonts w:ascii="Arial" w:cs="Arial" w:eastAsia="Arial" w:hAnsi="Arial"/>
-                <w:b w:val="false"/>
-                <w:bCs w:val="false"/>
-                <w:i w:val="false"/>
-                <w:iCs w:val="false"/>
-                <w:color w:val="000000"/>
-                <w:sz w:val="18"/>
-                <w:szCs w:val="18"/>
-              </w:rPr>
-              <w:t xml:space="preserve">–  Armature (rotating coil): A coil of many turns of copper wire that rotates inside the magnetic field. This is the part that has the changing flux — it is the 'source' of the induced EMF. In the Kericho school generator, these are the large copper coils the student could see spinning.</w:t>
-            </w:r>
-          </w:p>
-          <w:p>
-            <w:pPr>
-              <w:spacing w:after="30" w:before="0"/>
-              <w:ind w:left="360" w:hanging="180"/>
-              <w:jc w:val="left"/>
-            </w:pPr>
-            <w:r>
-              <w:rPr>
-                <w:rFonts w:ascii="Arial" w:cs="Arial" w:eastAsia="Arial" w:hAnsi="Arial"/>
-                <w:b w:val="false"/>
-                <w:bCs w:val="false"/>
-                <w:i w:val="false"/>
-                <w:iCs w:val="false"/>
-                <w:color w:val="000000"/>
-                <w:sz w:val="18"/>
-                <w:szCs w:val="18"/>
-              </w:rPr>
-              <w:t xml:space="preserve">–  Field magnets (stator): Powerful permanent magnets or electromagnets that create the steady magnetic field the coil rotates inside. In large power stations like Gitaru Hydroelectric Power Station on the Tana River, these are enormous electromagnets.</w:t>
-            </w:r>
-          </w:p>
-          <w:p>
-            <w:pPr>
-              <w:spacing w:after="30" w:before="0"/>
-              <w:ind w:left="360" w:hanging="180"/>
-              <w:jc w:val="left"/>
-            </w:pPr>
-            <w:r>
-              <w:rPr>
-                <w:rFonts w:ascii="Arial" w:cs="Arial" w:eastAsia="Arial" w:hAnsi="Arial"/>
-                <w:b w:val="false"/>
-                <w:bCs w:val="false"/>
-                <w:i w:val="false"/>
-                <w:iCs w:val="false"/>
-                <w:color w:val="000000"/>
-                <w:sz w:val="18"/>
-                <w:szCs w:val="18"/>
-              </w:rPr>
-              <w:t xml:space="preserve">–  Slip rings and brushes: The slip rings are two conducting rings attached to the ends of the rotating coil. Carbon brushes press against them, allowing the induced current to flow out of the spinning coil and into the external circuit without the wires tangling. This is what connects the spinning parts to the stationary wiring of the school or home.</w:t>
-            </w:r>
-          </w:p>
-          <w:p>
-            <w:pPr>
-              <w:spacing w:after="30" w:before="0"/>
-              <w:ind w:left="360" w:hanging="180"/>
-              <w:jc w:val="left"/>
-            </w:pPr>
-            <w:r>
-              <w:rPr>
-                <w:rFonts w:ascii="Arial" w:cs="Arial" w:eastAsia="Arial" w:hAnsi="Arial"/>
-                <w:b w:val="false"/>
-                <w:bCs w:val="false"/>
-                <w:i w:val="false"/>
-                <w:iCs w:val="false"/>
-                <w:color w:val="000000"/>
-                <w:sz w:val="18"/>
-                <w:szCs w:val="18"/>
-              </w:rPr>
-              <w:t xml:space="preserve">–  External circuit: The path through which the induced current flows — in the dormitory's case, the wiring leading to the light bulbs, pumps, and kitchen equipment.</w:t>
-            </w:r>
-          </w:p>
-          <w:p>
-            <w:pPr>
-              <w:spacing w:after="40" w:before="0"/>
-              <w:jc w:val="left"/>
-            </w:pPr>
-            <w:r>
-              <w:rPr>
-                <w:rFonts w:ascii="Arial" w:cs="Arial" w:eastAsia="Arial" w:hAnsi="Arial"/>
-                <w:b w:val="false"/>
-                <w:bCs w:val="false"/>
-                <w:i w:val="false"/>
-                <w:iCs w:val="false"/>
-                <w:color w:val="000000"/>
-                <w:sz w:val="18"/>
-                <w:szCs w:val="18"/>
-              </w:rPr>
-              <w:t xml:space="preserve"/>
-            </w:r>
-          </w:p>
-          <w:p>
-            <w:pPr>
-              <w:spacing w:after="40" w:before="0"/>
-              <w:jc w:val="left"/>
-            </w:pPr>
-            <w:r>
-              <w:rPr>
-                <w:rFonts w:ascii="Arial" w:cs="Arial" w:eastAsia="Arial" w:hAnsi="Arial"/>
-                <w:b w:val="false"/>
-                <w:bCs w:val="false"/>
-                <w:i w:val="false"/>
-                <w:iCs w:val="false"/>
-                <w:color w:val="000000"/>
-                <w:sz w:val="18"/>
-                <w:szCs w:val="18"/>
-              </w:rPr>
-              <w:t xml:space="preserve">Why AC? As the coil rotates one full turn, each side of the coil moves upward through the field for half the rotation, then downward for the other half. By Fleming's Right-Hand Rule (the generator rule), the direction of the induced current reverses every half-turn. This means the current flows back and forth — it alternates direction — producing alternating current (AC). In Kenya, this alternation happens 50 times per second (50 Hz).</w:t>
-            </w:r>
-          </w:p>
-          <w:p>
-            <w:pPr>
-              <w:spacing w:after="40" w:before="0"/>
-              <w:jc w:val="left"/>
-            </w:pPr>
-            <w:r>
-              <w:rPr>
-                <w:rFonts w:ascii="Arial" w:cs="Arial" w:eastAsia="Arial" w:hAnsi="Arial"/>
-                <w:b w:val="false"/>
-                <w:bCs w:val="false"/>
-                <w:i w:val="false"/>
-                <w:iCs w:val="false"/>
-                <w:color w:val="000000"/>
-                <w:sz w:val="18"/>
-                <w:szCs w:val="18"/>
-              </w:rPr>
-              <w:t xml:space="preserve"/>
-            </w:r>
-          </w:p>
-          <w:p>
-            <w:pPr>
-              <w:spacing w:after="40" w:before="0"/>
-              <w:jc w:val="left"/>
-            </w:pPr>
-            <w:r>
-              <w:rPr>
-                <w:rFonts w:ascii="Arial" w:cs="Arial" w:eastAsia="Arial" w:hAnsi="Arial"/>
-                <w:b w:val="false"/>
-                <w:bCs w:val="false"/>
-                <w:i w:val="false"/>
-                <w:iCs w:val="false"/>
-                <w:color w:val="000000"/>
-                <w:sz w:val="18"/>
-                <w:szCs w:val="18"/>
-              </w:rPr>
-              <w:t xml:space="preserve">The role of transformers: The generator at a power station like Olkaria produces electricity at high voltage for efficiency of transmission. A step-up transformer increases this voltage even further (to hundreds of thousands of volts) so that the current is very small, reducing energy lost as heat in the long transmission cables stretching from the Rift Valley to Nairobi. Near homes and farms, step-down transformers reduce the voltage back to the safe 240 V used by appliances. Transformers only work with AC — another reason AC generation is the global standard.</w:t>
-            </w:r>
-          </w:p>
-          <w:p>
-            <w:pPr>
-              <w:spacing w:after="40" w:before="0"/>
-              <w:jc w:val="left"/>
-            </w:pPr>
-            <w:r>
-              <w:rPr>
-                <w:rFonts w:ascii="Arial" w:cs="Arial" w:eastAsia="Arial" w:hAnsi="Arial"/>
-                <w:b w:val="false"/>
-                <w:bCs w:val="false"/>
-                <w:i w:val="false"/>
-                <w:iCs w:val="false"/>
-                <w:color w:val="000000"/>
-                <w:sz w:val="18"/>
-                <w:szCs w:val="18"/>
-              </w:rPr>
-              <w:t xml:space="preserve"/>
-            </w:r>
-          </w:p>
-          <w:p>
-            <w:pPr>
-              <w:spacing w:after="40" w:before="0"/>
-              <w:jc w:val="left"/>
-            </w:pPr>
-            <w:r>
-              <w:rPr>
-                <w:rFonts w:ascii="Arial" w:cs="Arial" w:eastAsia="Arial" w:hAnsi="Arial"/>
-                <w:b w:val="false"/>
-                <w:bCs w:val="false"/>
-                <w:i w:val="false"/>
-                <w:iCs w:val="false"/>
-                <w:color w:val="000000"/>
-                <w:sz w:val="18"/>
-                <w:szCs w:val="18"/>
-              </w:rPr>
-              <w:t xml:space="preserve">[DIAGRAM: Draw a rectangular coil between two magnets (N and S poles). Label: rotating coil/armature, slip rings (two rings), carbon brushes, external circuit with a light bulb, direction of rotation, and magnetic field lines. Draw an arrow showing current direction in the coil.]</w:t>
+                <w:i/>
+                <w:iCs/>
+                <w:color w:val="808080"/>
+                <w:sz w:val="18"/>
+                <w:szCs w:val="18"/>
+              </w:rPr>
+              <w:t xml:space="preserve">Write your answer here:</w:t>
             </w:r>
           </w:p>
         </w:tc>
@@ -1568,14 +840,12 @@
         <w:tblLayout w:type="fixed"/>
       </w:tblPr>
       <w:tblGrid>
-        <w:gridCol w:w="3000"/>
-        <w:gridCol w:w="10680"/>
+        <w:gridCol w:w="13680"/>
       </w:tblGrid>
       <w:tr>
         <w:tc>
           <w:tcPr>
             <w:tcW w:type="dxa" w:w="13680"/>
-            <w:gridSpan w:val="2"/>
             <w:shd w:fill="1F3864" w:color="auto" w:val="clear"/>
             <w:tcMar>
               <w:top w:type="dxa" w:w="60"/>
@@ -1601,15 +871,15 @@
                 <w:sz w:val="22"/>
                 <w:szCs w:val="22"/>
               </w:rPr>
-              <w:t xml:space="preserve">Section 4: Real-World Applications in Kenya</w:t>
-            </w:r>
-          </w:p>
-        </w:tc>
-      </w:tr>
-      <w:tr>
-        <w:tc>
-          <w:tcPr>
-            <w:tcW w:type="dxa" w:w="3000"/>
+              <w:t xml:space="preserve">Part 4: From a Bicycle Dynamo to Kenya's National Grid</w:t>
+            </w:r>
+          </w:p>
+        </w:tc>
+      </w:tr>
+      <w:tr>
+        <w:tc>
+          <w:tcPr>
+            <w:tcW w:type="dxa" w:w="13680"/>
             <w:shd w:fill="D9EEF1" w:color="auto" w:val="clear"/>
             <w:tcMar>
               <w:top w:type="dxa" w:w="60"/>
@@ -1635,93 +905,18 @@
                 <w:sz w:val="18"/>
                 <w:szCs w:val="18"/>
               </w:rPr>
-              <w:t xml:space="preserve">Electromagnetic induction does not just power school dormitories — it powers Kenya's homes, farms, and industries every day. Answer the following:</w:t>
-            </w:r>
-          </w:p>
-          <w:p>
-            <w:pPr>
-              <w:spacing w:after="30" w:before="0"/>
-              <w:ind w:left="360" w:hanging="180"/>
-              <w:jc w:val="left"/>
-            </w:pPr>
-            <w:r>
-              <w:rPr>
-                <w:rFonts w:ascii="Arial" w:cs="Arial" w:eastAsia="Arial" w:hAnsi="Arial"/>
-                <w:b/>
-                <w:bCs/>
-                <w:i w:val="false"/>
-                <w:iCs w:val="false"/>
-                <w:color w:val="000000"/>
-                <w:sz w:val="18"/>
-                <w:szCs w:val="18"/>
-              </w:rPr>
-              <w:t xml:space="preserve">–  Identify and explain at least THREE different real-world applications of electromagnetic induction in Kenya, using specific Kenyan examples.</w:t>
-            </w:r>
-          </w:p>
-          <w:p>
-            <w:pPr>
-              <w:spacing w:after="30" w:before="0"/>
-              <w:ind w:left="360" w:hanging="180"/>
-              <w:jc w:val="left"/>
-            </w:pPr>
-            <w:r>
-              <w:rPr>
-                <w:rFonts w:ascii="Arial" w:cs="Arial" w:eastAsia="Arial" w:hAnsi="Arial"/>
-                <w:b/>
-                <w:bCs/>
-                <w:i w:val="false"/>
-                <w:iCs w:val="false"/>
-                <w:color w:val="000000"/>
-                <w:sz w:val="18"/>
-                <w:szCs w:val="18"/>
-              </w:rPr>
-              <w:t xml:space="preserve">–  For each application, identify which component relies on electromagnetic induction and briefly explain how it works.</w:t>
-            </w:r>
-          </w:p>
-          <w:p>
-            <w:pPr>
-              <w:spacing w:after="30" w:before="0"/>
-              <w:ind w:left="360" w:hanging="180"/>
-              <w:jc w:val="left"/>
-            </w:pPr>
-            <w:r>
-              <w:rPr>
-                <w:rFonts w:ascii="Arial" w:cs="Arial" w:eastAsia="Arial" w:hAnsi="Arial"/>
-                <w:b/>
-                <w:bCs/>
-                <w:i w:val="false"/>
-                <w:iCs w:val="false"/>
-                <w:color w:val="000000"/>
-                <w:sz w:val="18"/>
-                <w:szCs w:val="18"/>
-              </w:rPr>
-              <w:t xml:space="preserve">–  Explain how this principle connects to Kenya's Vision 2030 goals around energy access and food security.</w:t>
-            </w:r>
-          </w:p>
-          <w:p>
-            <w:pPr>
-              <w:spacing w:after="30" w:before="0"/>
-              <w:ind w:left="360" w:hanging="180"/>
-              <w:jc w:val="left"/>
-            </w:pPr>
-            <w:r>
-              <w:rPr>
-                <w:rFonts w:ascii="Arial" w:cs="Arial" w:eastAsia="Arial" w:hAnsi="Arial"/>
-                <w:b/>
-                <w:bCs/>
-                <w:i w:val="false"/>
-                <w:iCs w:val="false"/>
-                <w:color w:val="000000"/>
-                <w:sz w:val="18"/>
-                <w:szCs w:val="18"/>
-              </w:rPr>
-              <w:t xml:space="preserve">–  Answer the KICD Key Inquiry Question directly: How is the study of electromagnetic induction important in our daily life?</w:t>
-            </w:r>
-          </w:p>
-        </w:tc>
-        <w:tc>
-          <w:tcPr>
-            <w:tcW w:type="dxa" w:w="10680"/>
+              <w:t xml:space="preserve">(a) Explain why the same principle that lights a bicycle dynamo LED can also power the dormitory in Kericho and Kenya's national grid. (b) Choose two applications of electromagnetic induction from our research (for example AC generators, transformers, Olkaria Geothermal Plant, Lake Turkana Wind Farm, electric bells, bicycle dynamos). For each, say how it uses induction and how it connects to the factors you studied. (c) Describe how the electric bell you built in Lesson 7 works, using the words magnetisation and demagnetisation.</w:t>
+            </w:r>
+          </w:p>
+        </w:tc>
+      </w:tr>
+      <w:tr>
+        <w:trPr>
+          <w:trHeight w:val="4200" w:hRule="atLeast"/>
+        </w:trPr>
+        <w:tc>
+          <w:tcPr>
+            <w:tcW w:type="dxa" w:w="13680"/>
             <w:shd w:fill="FFFFFF" w:color="auto" w:val="clear"/>
             <w:tcMar>
               <w:top w:type="dxa" w:w="60"/>
@@ -1741,203 +936,13 @@
                 <w:rFonts w:ascii="Arial" w:cs="Arial" w:eastAsia="Arial" w:hAnsi="Arial"/>
                 <w:b w:val="false"/>
                 <w:bCs w:val="false"/>
-                <w:i w:val="false"/>
-                <w:iCs w:val="false"/>
-                <w:color w:val="000000"/>
-                <w:sz w:val="18"/>
-                <w:szCs w:val="18"/>
-              </w:rPr>
-              <w:t xml:space="preserve">Electromagnetic induction is at the heart of modern Kenyan life. Here are three important applications:</w:t>
-            </w:r>
-          </w:p>
-          <w:p>
-            <w:pPr>
-              <w:spacing w:after="40" w:before="0"/>
-              <w:jc w:val="left"/>
-            </w:pPr>
-            <w:r>
-              <w:rPr>
-                <w:rFonts w:ascii="Arial" w:cs="Arial" w:eastAsia="Arial" w:hAnsi="Arial"/>
-                <w:b w:val="false"/>
-                <w:bCs w:val="false"/>
-                <w:i w:val="false"/>
-                <w:iCs w:val="false"/>
-                <w:color w:val="000000"/>
-                <w:sz w:val="18"/>
-                <w:szCs w:val="18"/>
-              </w:rPr>
-              <w:t xml:space="preserve"/>
-            </w:r>
-          </w:p>
-          <w:p>
-            <w:pPr>
-              <w:spacing w:after="40" w:before="0"/>
-              <w:jc w:val="left"/>
-            </w:pPr>
-            <w:r>
-              <w:rPr>
-                <w:rFonts w:ascii="Arial" w:cs="Arial" w:eastAsia="Arial" w:hAnsi="Arial"/>
-                <w:b w:val="false"/>
-                <w:bCs w:val="false"/>
-                <w:i w:val="false"/>
-                <w:iCs w:val="false"/>
-                <w:color w:val="000000"/>
-                <w:sz w:val="18"/>
-                <w:szCs w:val="18"/>
-              </w:rPr>
-              <w:t xml:space="preserve">1. National electricity generation (hydroelectric and geothermal power): Kenya generates most of its electricity using electromagnetic induction. At Seven Forks hydroelectric dams on the Tana River (including Gitaru, Kindaruma, and Kamburu), falling water spins turbines connected to giant AC generators. At Olkaria Geothermal Power Station in the Rift Valley — one of the largest geothermal plants in Africa — steam from underground spins turbines that rotate copper coils in magnetic fields, inducing the EMF that powers millions of Kenyan homes. Without electromagnetic induction, none of these power stations could produce a single watt of electricity.</w:t>
-            </w:r>
-          </w:p>
-          <w:p>
-            <w:pPr>
-              <w:spacing w:after="40" w:before="0"/>
-              <w:jc w:val="left"/>
-            </w:pPr>
-            <w:r>
-              <w:rPr>
-                <w:rFonts w:ascii="Arial" w:cs="Arial" w:eastAsia="Arial" w:hAnsi="Arial"/>
-                <w:b w:val="false"/>
-                <w:bCs w:val="false"/>
-                <w:i w:val="false"/>
-                <w:iCs w:val="false"/>
-                <w:color w:val="000000"/>
-                <w:sz w:val="18"/>
-                <w:szCs w:val="18"/>
-              </w:rPr>
-              <w:t xml:space="preserve"/>
-            </w:r>
-          </w:p>
-          <w:p>
-            <w:pPr>
-              <w:spacing w:after="40" w:before="0"/>
-              <w:jc w:val="left"/>
-            </w:pPr>
-            <w:r>
-              <w:rPr>
-                <w:rFonts w:ascii="Arial" w:cs="Arial" w:eastAsia="Arial" w:hAnsi="Arial"/>
-                <w:b w:val="false"/>
-                <w:bCs w:val="false"/>
-                <w:i w:val="false"/>
-                <w:iCs w:val="false"/>
-                <w:color w:val="000000"/>
-                <w:sz w:val="18"/>
-                <w:szCs w:val="18"/>
-              </w:rPr>
-              <w:t xml:space="preserve">2. Water pumps on farms in the Rift Valley and around Lake Victoria: Electric motors (which work on the reverse of electromagnetic induction — they use electricity to produce movement) drive water pumps that irrigate vegetable farms growing sukuma wiki, tomatoes, and maize. These motors are powered by the AC electricity generated by the national grid. Smallholder farmers connected to the Rural Electrification Authority grid can now pump water from boreholes to their crops instead of carrying it manually — a direct benefit of electricity generated by induction.</w:t>
-            </w:r>
-          </w:p>
-          <w:p>
-            <w:pPr>
-              <w:spacing w:after="40" w:before="0"/>
-              <w:jc w:val="left"/>
-            </w:pPr>
-            <w:r>
-              <w:rPr>
-                <w:rFonts w:ascii="Arial" w:cs="Arial" w:eastAsia="Arial" w:hAnsi="Arial"/>
-                <w:b w:val="false"/>
-                <w:bCs w:val="false"/>
-                <w:i w:val="false"/>
-                <w:iCs w:val="false"/>
-                <w:color w:val="000000"/>
-                <w:sz w:val="18"/>
-                <w:szCs w:val="18"/>
-              </w:rPr>
-              <w:t xml:space="preserve"/>
-            </w:r>
-          </w:p>
-          <w:p>
-            <w:pPr>
-              <w:spacing w:after="40" w:before="0"/>
-              <w:jc w:val="left"/>
-            </w:pPr>
-            <w:r>
-              <w:rPr>
-                <w:rFonts w:ascii="Arial" w:cs="Arial" w:eastAsia="Arial" w:hAnsi="Arial"/>
-                <w:b w:val="false"/>
-                <w:bCs w:val="false"/>
-                <w:i w:val="false"/>
-                <w:iCs w:val="false"/>
-                <w:color w:val="000000"/>
-                <w:sz w:val="18"/>
-                <w:szCs w:val="18"/>
-              </w:rPr>
-              <w:t xml:space="preserve">3. Bicycle dynamos and solar micro-inverters for rural lighting: In areas where grid electricity has not yet reached — such as remote parts of West Pokot or Marsabit — students use bicycle dynamos to charge batteries for LED lamps, allowing them to study at night. More recently, micro-inverters in solar home systems use induction-based circuitry to convert DC from solar panels into AC for household appliances.</w:t>
-            </w:r>
-          </w:p>
-          <w:p>
-            <w:pPr>
-              <w:spacing w:after="40" w:before="0"/>
-              <w:jc w:val="left"/>
-            </w:pPr>
-            <w:r>
-              <w:rPr>
-                <w:rFonts w:ascii="Arial" w:cs="Arial" w:eastAsia="Arial" w:hAnsi="Arial"/>
-                <w:b w:val="false"/>
-                <w:bCs w:val="false"/>
-                <w:i w:val="false"/>
-                <w:iCs w:val="false"/>
-                <w:color w:val="000000"/>
-                <w:sz w:val="18"/>
-                <w:szCs w:val="18"/>
-              </w:rPr>
-              <w:t xml:space="preserve"/>
-            </w:r>
-          </w:p>
-          <w:p>
-            <w:pPr>
-              <w:spacing w:after="40" w:before="0"/>
-              <w:jc w:val="left"/>
-            </w:pPr>
-            <w:r>
-              <w:rPr>
-                <w:rFonts w:ascii="Arial" w:cs="Arial" w:eastAsia="Arial" w:hAnsi="Arial"/>
-                <w:b w:val="false"/>
-                <w:bCs w:val="false"/>
-                <w:i w:val="false"/>
-                <w:iCs w:val="false"/>
-                <w:color w:val="000000"/>
-                <w:sz w:val="18"/>
-                <w:szCs w:val="18"/>
-              </w:rPr>
-              <w:t xml:space="preserve">Connection to Vision 2030: Kenya's Vision 2030 targets universal electricity access and a food-secure nation. Electromagnetic induction is the engine of both goals — it generates the electricity that powers irrigation pumps for food production, cold-storage units that keep fish from Lake Victoria fresh, milling machines that process maize into unga, and the refrigerators that preserve milk from Kericho dairy farms.</w:t>
-            </w:r>
-          </w:p>
-          <w:p>
-            <w:pPr>
-              <w:spacing w:after="40" w:before="0"/>
-              <w:jc w:val="left"/>
-            </w:pPr>
-            <w:r>
-              <w:rPr>
-                <w:rFonts w:ascii="Arial" w:cs="Arial" w:eastAsia="Arial" w:hAnsi="Arial"/>
-                <w:b w:val="false"/>
-                <w:bCs w:val="false"/>
-                <w:i w:val="false"/>
-                <w:iCs w:val="false"/>
-                <w:color w:val="000000"/>
-                <w:sz w:val="18"/>
-                <w:szCs w:val="18"/>
-              </w:rPr>
-              <w:t xml:space="preserve"/>
-            </w:r>
-          </w:p>
-          <w:p>
-            <w:pPr>
-              <w:spacing w:after="40" w:before="0"/>
-              <w:jc w:val="left"/>
-            </w:pPr>
-            <w:r>
-              <w:rPr>
-                <w:rFonts w:ascii="Arial" w:cs="Arial" w:eastAsia="Arial" w:hAnsi="Arial"/>
-                <w:b w:val="false"/>
-                <w:bCs w:val="false"/>
-                <w:i w:val="false"/>
-                <w:iCs w:val="false"/>
-                <w:color w:val="000000"/>
-                <w:sz w:val="18"/>
-                <w:szCs w:val="18"/>
-              </w:rPr>
-              <w:t xml:space="preserve">Answering the Key Inquiry Question: The study of electromagnetic induction is essential in our daily lives because virtually all the electrical energy we use — to cook, study, communicate, pump water, and run hospitals — is generated using this principle. Understanding it helps us appreciate how energy is produced responsibly, how to use it efficiently, and how Kenya can develop cleaner, more reliable energy sources to improve livelihoods for all citizens.</w:t>
+                <w:i/>
+                <w:iCs/>
+                <w:color w:val="808080"/>
+                <w:sz w:val="18"/>
+                <w:szCs w:val="18"/>
+              </w:rPr>
+              <w:t xml:space="preserve">Write your answer here:</w:t>
             </w:r>
           </w:p>
         </w:tc>
@@ -1965,14 +970,12 @@
         <w:tblLayout w:type="fixed"/>
       </w:tblPr>
       <w:tblGrid>
-        <w:gridCol w:w="3000"/>
-        <w:gridCol w:w="10680"/>
+        <w:gridCol w:w="13680"/>
       </w:tblGrid>
       <w:tr>
         <w:tc>
           <w:tcPr>
             <w:tcW w:type="dxa" w:w="13680"/>
-            <w:gridSpan w:val="2"/>
             <w:shd w:fill="1F3864" w:color="auto" w:val="clear"/>
             <w:tcMar>
               <w:top w:type="dxa" w:w="60"/>
@@ -1998,15 +1001,15 @@
                 <w:sz w:val="22"/>
                 <w:szCs w:val="22"/>
               </w:rPr>
-              <w:t xml:space="preserve">Section 5: Returning to the Phenomenon — Answering the Driving Question</w:t>
-            </w:r>
-          </w:p>
-        </w:tc>
-      </w:tr>
-      <w:tr>
-        <w:tc>
-          <w:tcPr>
-            <w:tcW w:type="dxa" w:w="3000"/>
+              <w:t xml:space="preserve">Part 5: Final Answer to the Driving Question</w:t>
+            </w:r>
+          </w:p>
+        </w:tc>
+      </w:tr>
+      <w:tr>
+        <w:tc>
+          <w:tcPr>
+            <w:tcW w:type="dxa" w:w="13680"/>
             <w:shd w:fill="D9EEF1" w:color="auto" w:val="clear"/>
             <w:tcMar>
               <w:top w:type="dxa" w:w="60"/>
@@ -2032,189 +1035,18 @@
                 <w:sz w:val="18"/>
                 <w:szCs w:val="18"/>
               </w:rPr>
-              <w:t xml:space="preserve">Return to the student in Kericho. Use everything you have learned to write a complete, scientifically accurate explanation that answers the driving question:</w:t>
-            </w:r>
-          </w:p>
-          <w:p>
-            <w:pPr>
-              <w:spacing w:after="40" w:before="0"/>
-              <w:jc w:val="left"/>
-            </w:pPr>
-            <w:r>
-              <w:rPr>
-                <w:rFonts w:ascii="Arial" w:cs="Arial" w:eastAsia="Arial" w:hAnsi="Arial"/>
-                <w:b/>
-                <w:bCs/>
-                <w:i w:val="false"/>
-                <w:iCs w:val="false"/>
-                <w:color w:val="000000"/>
-                <w:sz w:val="18"/>
-                <w:szCs w:val="18"/>
-              </w:rPr>
-              <w:t xml:space="preserve"/>
-            </w:r>
-          </w:p>
-          <w:p>
-            <w:pPr>
-              <w:spacing w:after="40" w:before="0"/>
-              <w:jc w:val="left"/>
-            </w:pPr>
-            <w:r>
-              <w:rPr>
-                <w:rFonts w:ascii="Arial" w:cs="Arial" w:eastAsia="Arial" w:hAnsi="Arial"/>
-                <w:b/>
-                <w:bCs/>
-                <w:i w:val="false"/>
-                <w:iCs w:val="false"/>
-                <w:color w:val="000000"/>
-                <w:sz w:val="18"/>
-                <w:szCs w:val="18"/>
-              </w:rPr>
-              <w:t xml:space="preserve">'How does moving a wire through a magnetic field produce electricity — and how is this principle powering homes, farms and industries across Kenya?'</w:t>
-            </w:r>
-          </w:p>
-          <w:p>
-            <w:pPr>
-              <w:spacing w:after="40" w:before="0"/>
-              <w:jc w:val="left"/>
-            </w:pPr>
-            <w:r>
-              <w:rPr>
-                <w:rFonts w:ascii="Arial" w:cs="Arial" w:eastAsia="Arial" w:hAnsi="Arial"/>
-                <w:b/>
-                <w:bCs/>
-                <w:i w:val="false"/>
-                <w:iCs w:val="false"/>
-                <w:color w:val="000000"/>
-                <w:sz w:val="18"/>
-                <w:szCs w:val="18"/>
-              </w:rPr>
-              <w:t xml:space="preserve"/>
-            </w:r>
-          </w:p>
-          <w:p>
-            <w:pPr>
-              <w:spacing w:after="40" w:before="0"/>
-              <w:jc w:val="left"/>
-            </w:pPr>
-            <w:r>
-              <w:rPr>
-                <w:rFonts w:ascii="Arial" w:cs="Arial" w:eastAsia="Arial" w:hAnsi="Arial"/>
-                <w:b/>
-                <w:bCs/>
-                <w:i w:val="false"/>
-                <w:iCs w:val="false"/>
-                <w:color w:val="000000"/>
-                <w:sz w:val="18"/>
-                <w:szCs w:val="18"/>
-              </w:rPr>
-              <w:t xml:space="preserve">Your answer must:</w:t>
-            </w:r>
-          </w:p>
-          <w:p>
-            <w:pPr>
-              <w:spacing w:after="30" w:before="0"/>
-              <w:ind w:left="360" w:hanging="180"/>
-              <w:jc w:val="left"/>
-            </w:pPr>
-            <w:r>
-              <w:rPr>
-                <w:rFonts w:ascii="Arial" w:cs="Arial" w:eastAsia="Arial" w:hAnsi="Arial"/>
-                <w:b/>
-                <w:bCs/>
-                <w:i w:val="false"/>
-                <w:iCs w:val="false"/>
-                <w:color w:val="000000"/>
-                <w:sz w:val="18"/>
-                <w:szCs w:val="18"/>
-              </w:rPr>
-              <w:t xml:space="preserve">–  Explain the phenomenon fully (the generator AND the bicycle dynamo) using correct scientific vocabulary.</w:t>
-            </w:r>
-          </w:p>
-          <w:p>
-            <w:pPr>
-              <w:spacing w:after="30" w:before="0"/>
-              <w:ind w:left="360" w:hanging="180"/>
-              <w:jc w:val="left"/>
-            </w:pPr>
-            <w:r>
-              <w:rPr>
-                <w:rFonts w:ascii="Arial" w:cs="Arial" w:eastAsia="Arial" w:hAnsi="Arial"/>
-                <w:b/>
-                <w:bCs/>
-                <w:i w:val="false"/>
-                <w:iCs w:val="false"/>
-                <w:color w:val="000000"/>
-                <w:sz w:val="18"/>
-                <w:szCs w:val="18"/>
-              </w:rPr>
-              <w:t xml:space="preserve">–  Include Faraday's Law, magnetic flux, induced EMF, and Fleming's Right-Hand Rule.</w:t>
-            </w:r>
-          </w:p>
-          <w:p>
-            <w:pPr>
-              <w:spacing w:after="30" w:before="0"/>
-              <w:ind w:left="360" w:hanging="180"/>
-              <w:jc w:val="left"/>
-            </w:pPr>
-            <w:r>
-              <w:rPr>
-                <w:rFonts w:ascii="Arial" w:cs="Arial" w:eastAsia="Arial" w:hAnsi="Arial"/>
-                <w:b/>
-                <w:bCs/>
-                <w:i w:val="false"/>
-                <w:iCs w:val="false"/>
-                <w:color w:val="000000"/>
-                <w:sz w:val="18"/>
-                <w:szCs w:val="18"/>
-              </w:rPr>
-              <w:t xml:space="preserve">–  Explain why movement is ESSENTIAL and why faster movement produces more electricity.</w:t>
-            </w:r>
-          </w:p>
-          <w:p>
-            <w:pPr>
-              <w:spacing w:after="30" w:before="0"/>
-              <w:ind w:left="360" w:hanging="180"/>
-              <w:jc w:val="left"/>
-            </w:pPr>
-            <w:r>
-              <w:rPr>
-                <w:rFonts w:ascii="Arial" w:cs="Arial" w:eastAsia="Arial" w:hAnsi="Arial"/>
-                <w:b/>
-                <w:bCs/>
-                <w:i w:val="false"/>
-                <w:iCs w:val="false"/>
-                <w:color w:val="000000"/>
-                <w:sz w:val="18"/>
-                <w:szCs w:val="18"/>
-              </w:rPr>
-              <w:t xml:space="preserve">–  Connect the school generator to the national grid and to broader Kenyan energy applications.</w:t>
-            </w:r>
-          </w:p>
-          <w:p>
-            <w:pPr>
-              <w:spacing w:after="30" w:before="0"/>
-              <w:ind w:left="360" w:hanging="180"/>
-              <w:jc w:val="left"/>
-            </w:pPr>
-            <w:r>
-              <w:rPr>
-                <w:rFonts w:ascii="Arial" w:cs="Arial" w:eastAsia="Arial" w:hAnsi="Arial"/>
-                <w:b/>
-                <w:bCs/>
-                <w:i w:val="false"/>
-                <w:iCs w:val="false"/>
-                <w:color w:val="000000"/>
-                <w:sz w:val="18"/>
-                <w:szCs w:val="18"/>
-              </w:rPr>
-              <w:t xml:space="preserve">–  Reflect on one thing that surprised you or changed your thinking during this unit.</w:t>
-            </w:r>
-          </w:p>
-        </w:tc>
-        <w:tc>
-          <w:tcPr>
-            <w:tcW w:type="dxa" w:w="10680"/>
+              <w:t xml:space="preserve">Write a final answer, in a connected paragraph of about 8 to 10 sentences, to the driving question: How does moving a wire through a magnetic field produce electricity, and how is this principle powering homes, farms and industries across Kenya? Include: the name of the principle, what must happen for an e.m.f. to be induced, what happens when movement stops, the factors that make the e.m.f. larger, and at least two Kenyan examples of how this helps daily life (this answers the KICD question: How is the study of electromagnetic induction important in our daily life?). You may also add a labelled diagram of a generator or dynamo.</w:t>
+            </w:r>
+          </w:p>
+        </w:tc>
+      </w:tr>
+      <w:tr>
+        <w:trPr>
+          <w:trHeight w:val="4200" w:hRule="atLeast"/>
+        </w:trPr>
+        <w:tc>
+          <w:tcPr>
+            <w:tcW w:type="dxa" w:w="13680"/>
             <w:shd w:fill="FFFFFF" w:color="auto" w:val="clear"/>
             <w:tcMar>
               <w:top w:type="dxa" w:w="60"/>
@@ -2234,203 +1066,13 @@
                 <w:rFonts w:ascii="Arial" w:cs="Arial" w:eastAsia="Arial" w:hAnsi="Arial"/>
                 <w:b w:val="false"/>
                 <w:bCs w:val="false"/>
-                <w:i w:val="false"/>
-                <w:iCs w:val="false"/>
-                <w:color w:val="000000"/>
-                <w:sz w:val="18"/>
-                <w:szCs w:val="18"/>
-              </w:rPr>
-              <w:t xml:space="preserve">When the Form One student in Kericho peers into the generator room during a power outage, she is watching electromagnetic induction in action. Here is the complete scientific explanation of what she sees — and why it powers not just her dormitory but homes, farms, and industries across Kenya.</w:t>
-            </w:r>
-          </w:p>
-          <w:p>
-            <w:pPr>
-              <w:spacing w:after="40" w:before="0"/>
-              <w:jc w:val="left"/>
-            </w:pPr>
-            <w:r>
-              <w:rPr>
-                <w:rFonts w:ascii="Arial" w:cs="Arial" w:eastAsia="Arial" w:hAnsi="Arial"/>
-                <w:b w:val="false"/>
-                <w:bCs w:val="false"/>
-                <w:i w:val="false"/>
-                <w:iCs w:val="false"/>
-                <w:color w:val="000000"/>
-                <w:sz w:val="18"/>
-                <w:szCs w:val="18"/>
-              </w:rPr>
-              <w:t xml:space="preserve"/>
-            </w:r>
-          </w:p>
-          <w:p>
-            <w:pPr>
-              <w:spacing w:after="40" w:before="0"/>
-              <w:jc w:val="left"/>
-            </w:pPr>
-            <w:r>
-              <w:rPr>
-                <w:rFonts w:ascii="Arial" w:cs="Arial" w:eastAsia="Arial" w:hAnsi="Arial"/>
-                <w:b w:val="false"/>
-                <w:bCs w:val="false"/>
-                <w:i w:val="false"/>
-                <w:iCs w:val="false"/>
-                <w:color w:val="000000"/>
-                <w:sz w:val="18"/>
-                <w:szCs w:val="18"/>
-              </w:rPr>
-              <w:t xml:space="preserve">The copper coils she can see are the armature of an AC generator. They are wound around an iron core and sit between powerful field magnets. When the diesel engine drives the coils to spin, each turn of wire moves through the magnetic field. As the coil rotates, the magnetic flux through it — the number of magnetic field lines threading through the coil's area — changes continuously. By Faraday's Law, a changing magnetic flux induces an electromotive force (EMF) in the coil: EMF ∝ ΔΦ/Δt. This EMF drives electrons through the copper wire and into the school's electrical circuit, producing the current that powers the dormitory lights, water pump, and kitchen equipment — with no battery or chemical reaction required.</w:t>
-            </w:r>
-          </w:p>
-          <w:p>
-            <w:pPr>
-              <w:spacing w:after="40" w:before="0"/>
-              <w:jc w:val="left"/>
-            </w:pPr>
-            <w:r>
-              <w:rPr>
-                <w:rFonts w:ascii="Arial" w:cs="Arial" w:eastAsia="Arial" w:hAnsi="Arial"/>
-                <w:b w:val="false"/>
-                <w:bCs w:val="false"/>
-                <w:i w:val="false"/>
-                <w:iCs w:val="false"/>
-                <w:color w:val="000000"/>
-                <w:sz w:val="18"/>
-                <w:szCs w:val="18"/>
-              </w:rPr>
-              <w:t xml:space="preserve"/>
-            </w:r>
-          </w:p>
-          <w:p>
-            <w:pPr>
-              <w:spacing w:after="40" w:before="0"/>
-              <w:jc w:val="left"/>
-            </w:pPr>
-            <w:r>
-              <w:rPr>
-                <w:rFonts w:ascii="Arial" w:cs="Arial" w:eastAsia="Arial" w:hAnsi="Arial"/>
-                <w:b w:val="false"/>
-                <w:bCs w:val="false"/>
-                <w:i w:val="false"/>
-                <w:iCs w:val="false"/>
-                <w:color w:val="000000"/>
-                <w:sz w:val="18"/>
-                <w:szCs w:val="18"/>
-              </w:rPr>
-              <w:t xml:space="preserve">The direction of the induced current at every instant is predicted by Fleming's Right-Hand Rule: point your right-hand thumb in the direction the wire moves, your index finger in the direction of the magnetic field, and your middle finger points in the direction of the induced (conventional) current. Because each side of the coil alternately moves up and then down through the field during each rotation, the current direction reverses every half-turn — producing alternating current (AC) at 50 Hz.</w:t>
-            </w:r>
-          </w:p>
-          <w:p>
-            <w:pPr>
-              <w:spacing w:after="40" w:before="0"/>
-              <w:jc w:val="left"/>
-            </w:pPr>
-            <w:r>
-              <w:rPr>
-                <w:rFonts w:ascii="Arial" w:cs="Arial" w:eastAsia="Arial" w:hAnsi="Arial"/>
-                <w:b w:val="false"/>
-                <w:bCs w:val="false"/>
-                <w:i w:val="false"/>
-                <w:iCs w:val="false"/>
-                <w:color w:val="000000"/>
-                <w:sz w:val="18"/>
-                <w:szCs w:val="18"/>
-              </w:rPr>
-              <w:t xml:space="preserve"/>
-            </w:r>
-          </w:p>
-          <w:p>
-            <w:pPr>
-              <w:spacing w:after="40" w:before="0"/>
-              <w:jc w:val="left"/>
-            </w:pPr>
-            <w:r>
-              <w:rPr>
-                <w:rFonts w:ascii="Arial" w:cs="Arial" w:eastAsia="Arial" w:hAnsi="Arial"/>
-                <w:b w:val="false"/>
-                <w:bCs w:val="false"/>
-                <w:i w:val="false"/>
-                <w:iCs w:val="false"/>
-                <w:color w:val="000000"/>
-                <w:sz w:val="18"/>
-                <w:szCs w:val="18"/>
-              </w:rPr>
-              <w:t xml:space="preserve">Now we can fully explain the bicycle dynamo mystery. When the wheel spins, the small permanent magnet inside the dynamo rotates past the coil, causing a rapidly changing magnetic flux — Faraday's Law produces an EMF, current flows, and the LED glows. The moment the wheel stops, the flux is no longer changing (ΔΦ/Δt = 0), so the induced EMF drops to zero, the current stops, and the LED goes dark instantly. Faster pedalling increases ΔΦ/Δt — the rate of flux change — so the EMF is larger, the current is larger, and the LED shines brighter. Movement is not just helpful; it is the fundamental requirement for electromagnetic induction.</w:t>
-            </w:r>
-          </w:p>
-          <w:p>
-            <w:pPr>
-              <w:spacing w:after="40" w:before="0"/>
-              <w:jc w:val="left"/>
-            </w:pPr>
-            <w:r>
-              <w:rPr>
-                <w:rFonts w:ascii="Arial" w:cs="Arial" w:eastAsia="Arial" w:hAnsi="Arial"/>
-                <w:b w:val="false"/>
-                <w:bCs w:val="false"/>
-                <w:i w:val="false"/>
-                <w:iCs w:val="false"/>
-                <w:color w:val="000000"/>
-                <w:sz w:val="18"/>
-                <w:szCs w:val="18"/>
-              </w:rPr>
-              <w:t xml:space="preserve"/>
-            </w:r>
-          </w:p>
-          <w:p>
-            <w:pPr>
-              <w:spacing w:after="40" w:before="0"/>
-              <w:jc w:val="left"/>
-            </w:pPr>
-            <w:r>
-              <w:rPr>
-                <w:rFonts w:ascii="Arial" w:cs="Arial" w:eastAsia="Arial" w:hAnsi="Arial"/>
-                <w:b w:val="false"/>
-                <w:bCs w:val="false"/>
-                <w:i w:val="false"/>
-                <w:iCs w:val="false"/>
-                <w:color w:val="000000"/>
-                <w:sz w:val="18"/>
-                <w:szCs w:val="18"/>
-              </w:rPr>
-              <w:t xml:space="preserve">The same principle, scaled up enormously, powers Kenya. At Olkaria Geothermal Power Station, steam spins turbines connected to huge AC generators with hundreds of copper coil turns and powerful electromagnets — producing hundreds of megawatts. Step-up transformers boost the voltage for efficient long-distance transmission along the national grid. Step-down transformers then reduce the voltage to a safe 240 V for homes in Nairobi, irrigation pumps on farms in the Rift Valley, and fish-processing factories along Lake Victoria.</w:t>
-            </w:r>
-          </w:p>
-          <w:p>
-            <w:pPr>
-              <w:spacing w:after="40" w:before="0"/>
-              <w:jc w:val="left"/>
-            </w:pPr>
-            <w:r>
-              <w:rPr>
-                <w:rFonts w:ascii="Arial" w:cs="Arial" w:eastAsia="Arial" w:hAnsi="Arial"/>
-                <w:b w:val="false"/>
-                <w:bCs w:val="false"/>
-                <w:i w:val="false"/>
-                <w:iCs w:val="false"/>
-                <w:color w:val="000000"/>
-                <w:sz w:val="18"/>
-                <w:szCs w:val="18"/>
-              </w:rPr>
-              <w:t xml:space="preserve"/>
-            </w:r>
-          </w:p>
-          <w:p>
-            <w:pPr>
-              <w:spacing w:after="40" w:before="0"/>
-              <w:jc w:val="left"/>
-            </w:pPr>
-            <w:r>
-              <w:rPr>
-                <w:rFonts w:ascii="Arial" w:cs="Arial" w:eastAsia="Arial" w:hAnsi="Arial"/>
-                <w:b w:val="false"/>
-                <w:bCs w:val="false"/>
-                <w:i w:val="false"/>
-                <w:iCs w:val="false"/>
-                <w:color w:val="000000"/>
-                <w:sz w:val="18"/>
-                <w:szCs w:val="18"/>
-              </w:rPr>
-              <w:t xml:space="preserve">One thing that changed my thinking during this unit: I used to believe electricity could only come from a battery or a chemical source. Now I understand that electricity is fundamentally about CHANGE — specifically, changing magnetic flux. As long as something is moving — water falling at a dam, steam rising from the earth at Olkaria, wind turning a turbine blade, or a student pedalling a bicycle in the dark — electromagnetic induction can convert that movement into the electrical energy that powers modern Kenyan life.</w:t>
+                <w:i/>
+                <w:iCs/>
+                <w:color w:val="808080"/>
+                <w:sz w:val="18"/>
+                <w:szCs w:val="18"/>
+              </w:rPr>
+              <w:t xml:space="preserve">Write your answer here:</w:t>
             </w:r>
           </w:p>
         </w:tc>
@@ -2657,7 +1299,7 @@
                 <w:sz w:val="18"/>
                 <w:szCs w:val="18"/>
               </w:rPr>
-              <w:t xml:space="preserve">Understanding of Electromagnetic Induction (Faraday's Law &amp; Magnetic Flux)</w:t>
+              <w:t xml:space="preserve">Explaining electromagnetic induction</w:t>
             </w:r>
           </w:p>
         </w:tc>
@@ -2689,7 +1331,7 @@
                 <w:sz w:val="18"/>
                 <w:szCs w:val="18"/>
               </w:rPr>
-              <w:t xml:space="preserve">Accurately and fully explains electromagnetic induction, magnetic flux, and Faraday's Law using correct scientific vocabulary. Clearly states that a CHANGING flux (not merely a flux) is required. Correctly links the rate of change of flux to the magnitude of the induced EMF. Explains the bicycle dynamo and generator phenomena with no scientific errors.</w:t>
+              <w:t xml:space="preserve">Clearly explains that relative motion causes the conductor to cut field lines, changing flux and inducing an e.m.f. that drives current. Explains why stillness gives zero e.m.f. and says no battery is needed.</w:t>
             </w:r>
           </w:p>
         </w:tc>
@@ -2721,7 +1363,7 @@
                 <w:sz w:val="18"/>
                 <w:szCs w:val="18"/>
               </w:rPr>
-              <w:t xml:space="preserve">Explains electromagnetic induction and Faraday's Law correctly with mostly accurate vocabulary. Mentions changing flux as the requirement for induction. Minor gaps or imprecise language present but no significant misconceptions.</w:t>
+              <w:t xml:space="preserve">States that movement between the conductor and the magnet induces an e.m.f. and that stopping stops the current, with limited explanation of field lines or flux.</w:t>
             </w:r>
           </w:p>
         </w:tc>
@@ -2753,7 +1395,7 @@
                 <w:sz w:val="18"/>
                 <w:szCs w:val="18"/>
               </w:rPr>
-              <w:t xml:space="preserve">Shows partial understanding of electromagnetic induction. May confuse 'presence of a magnetic field' with 'changing magnetic flux' as the cause of induction. Faraday's Law is mentioned but not correctly applied to the phenomenon. Scientific vocabulary is limited or inaccurate.</w:t>
+              <w:t xml:space="preserve">Says only that spinning makes electricity or that the magnet makes it, without linking to relative motion or induced e.m.f.</w:t>
             </w:r>
           </w:p>
         </w:tc>
@@ -2787,7 +1429,7 @@
                 <w:sz w:val="18"/>
                 <w:szCs w:val="18"/>
               </w:rPr>
-              <w:t xml:space="preserve">Factors Affecting Induced EMF</w:t>
+              <w:t xml:space="preserve">Use of evidence from investigations</w:t>
             </w:r>
           </w:p>
         </w:tc>
@@ -2819,7 +1461,7 @@
                 <w:sz w:val="18"/>
                 <w:szCs w:val="18"/>
               </w:rPr>
-              <w:t xml:space="preserve">Clearly identifies and correctly explains all three main factors (speed/rate of change, number of coil turns, magnetic field strength). For each factor, accurately describes the relationship and supports it with a specific, relevant Kenyan example (e.g., Kericho generator speed, coil turns in national grid generators, electromagnets at Olkaria). Correctly explains why faster spinning produces a brighter light.</w:t>
+              <w:t xml:space="preserve">Uses specific results from the galvanometer experiments (stationary, parallel, upward, angled, speed, magnets, turns, 90° versus 0°) to support each claim in a Claim–Evidence–Reasoning way.</w:t>
             </w:r>
           </w:p>
         </w:tc>
@@ -2851,7 +1493,7 @@
                 <w:sz w:val="18"/>
                 <w:szCs w:val="18"/>
               </w:rPr>
-              <w:t xml:space="preserve">Identifies at least two factors and explains them correctly with some Kenyan context. The relationship between each factor and the induced EMF is mostly correct. The bicycle dynamo brightness example is explained adequately.</w:t>
+              <w:t xml:space="preserve">Uses some experimental results to support claims, but links to the reasoning may be incomplete.</w:t>
             </w:r>
           </w:p>
         </w:tc>
@@ -2883,7 +1525,7 @@
                 <w:sz w:val="18"/>
                 <w:szCs w:val="18"/>
               </w:rPr>
-              <w:t xml:space="preserve">Identifies one or two factors but explanations are vague or partially incorrect. Limited connection to Kenyan examples. The relationship between speed and brightness may be stated without a mechanistic explanation (e.g., 'faster = more electricity' without explaining why).</w:t>
+              <w:t xml:space="preserve">Gives few or no observations from the experiments, or states results incorrectly.</w:t>
             </w:r>
           </w:p>
         </w:tc>
@@ -2917,7 +1559,7 @@
                 <w:sz w:val="18"/>
                 <w:szCs w:val="18"/>
               </w:rPr>
-              <w:t xml:space="preserve">Generator Structure, AC Production, and the National Grid</w:t>
+              <w:t xml:space="preserve">Factors affecting induced e.m.f.</w:t>
             </w:r>
           </w:p>
         </w:tc>
@@ -2949,7 +1591,7 @@
                 <w:sz w:val="18"/>
                 <w:szCs w:val="18"/>
               </w:rPr>
-              <w:t xml:space="preserve">Accurately names and explains the function of all main generator components (armature/coil, field magnets, slip rings, brushes, external circuit). Clearly explains why AC is produced using the concept of reversing current direction each half-turn. Correctly describes the role of step-up and step-down transformers in the national grid, referencing specific Kenyan power stations (e.g., Gitaru, Olkaria). Includes a clear, correctly labelled diagram.</w:t>
+              <w:t xml:space="preserve">Names all four factors, correctly states how each changes the e.m.f., links them to Faraday's law and rate of change of flux, and explains fair testing.</w:t>
             </w:r>
           </w:p>
         </w:tc>
@@ -2981,7 +1623,7 @@
                 <w:sz w:val="18"/>
                 <w:szCs w:val="18"/>
               </w:rPr>
-              <w:t xml:space="preserve">Names most generator components and explains their roles adequately. Explains AC production with reasonable accuracy. Mentions transformers and their role in the grid. Diagram is present and mostly correct. One or two details may be missing or imprecise.</w:t>
+              <w:t xml:space="preserve">Names at least three factors with mostly correct effects, with a limited link to Faraday's law.</w:t>
             </w:r>
           </w:p>
         </w:tc>
@@ -3013,7 +1655,7 @@
                 <w:sz w:val="18"/>
                 <w:szCs w:val="18"/>
               </w:rPr>
-              <w:t xml:space="preserve">Names some components but confuses roles (e.g., mixing up slip rings and commutator, or confusing AC and DC generators). Explanation of AC production is vague or missing. Transformers are mentioned but their role is not clearly explained. Diagram is absent, unlabelled, or significantly inaccurate.</w:t>
+              <w:t xml:space="preserve">Names one or two factors, or gives incorrect effects.</w:t>
             </w:r>
           </w:p>
         </w:tc>
@@ -3047,7 +1689,7 @@
                 <w:sz w:val="18"/>
                 <w:szCs w:val="18"/>
               </w:rPr>
-              <w:t xml:space="preserve">Real-World Kenyan Applications and Societal Relevance</w:t>
+              <w:t xml:space="preserve">Magnetism concepts and applications in Kenya</w:t>
             </w:r>
           </w:p>
         </w:tc>
@@ -3079,7 +1721,7 @@
                 <w:sz w:val="18"/>
                 <w:szCs w:val="18"/>
               </w:rPr>
-              <w:t xml:space="preserve">Identifies at least three distinct Kenyan applications of electromagnetic induction with accurate scientific explanations for how induction is used in each. Applications are specific (named power stations, specific agricultural uses, rural electrification). Clearly and directly answers the KICD Key Inquiry Question. Makes a meaningful, well-articulated connection to Kenya's Vision 2030 goals (energy access, food security, industrialisation).</w:t>
+              <w:t xml:space="preserve">Accurately describes field lines and domains, the bell's magnetisation and demagnetisation, and at least two Kenyan applications, including the role of transformers, using correct terms.</w:t>
             </w:r>
           </w:p>
         </w:tc>
@@ -3111,7 +1753,7 @@
                 <w:sz w:val="18"/>
                 <w:szCs w:val="18"/>
               </w:rPr>
-              <w:t xml:space="preserve">Identifies at least two Kenyan applications with adequate scientific explanation. Addresses the Key Inquiry Question. Makes a general connection to national development or daily life. Examples are relevant but may lack specific Kenyan names or details.</w:t>
+              <w:t xml:space="preserve">Describes most magnetism ideas and one or two applications, with small errors or missing detail.</w:t>
             </w:r>
           </w:p>
         </w:tc>
@@ -3143,7 +1785,7 @@
                 <w:sz w:val="18"/>
                 <w:szCs w:val="18"/>
               </w:rPr>
-              <w:t xml:space="preserve">Identifies one application, or identifies multiple applications without scientific explanation of how induction is involved. The Key Inquiry Question is not directly answered or the answer is superficial. Connection to Kenya's development goals is absent or very vague.</w:t>
+              <w:t xml:space="preserve">Gives vague or incorrect descriptions and few or no Kenyan applications.</w:t>
             </w:r>
           </w:p>
         </w:tc>
@@ -3177,7 +1819,7 @@
                 <w:sz w:val="18"/>
                 <w:szCs w:val="18"/>
               </w:rPr>
-              <w:t xml:space="preserve">Coherence, Scientific Communication, and Phenomenon Integration</w:t>
+              <w:t xml:space="preserve">Communication and connection to the driving question</w:t>
             </w:r>
           </w:p>
         </w:tc>
@@ -3209,7 +1851,7 @@
                 <w:sz w:val="18"/>
                 <w:szCs w:val="18"/>
               </w:rPr>
-              <w:t xml:space="preserve">The final explanation fully and explicitly answers the driving question in a coherent, well-structured response. The anchoring phenomenon (Kericho generator and bicycle dynamo) is referenced throughout, not just at the start or end. Scientific vocabulary is used accurately and consistently. The student reflection in Section 5 demonstrates genuine conceptual growth and identifies a specific change in thinking. Diagrams, where required, are neat, labelled, and scientifically accurate.</w:t>
+              <w:t xml:space="preserve">Writes a coherent, well-organised final answer that links the Kericho phenomenon to the national grid and daily life, using scientific vocabulary accurately.</w:t>
             </w:r>
           </w:p>
         </w:tc>
@@ -3241,7 +1883,7 @@
                 <w:sz w:val="18"/>
                 <w:szCs w:val="18"/>
               </w:rPr>
-              <w:t xml:space="preserve">The driving question is answered adequately and the phenomenon is referenced in most sections. Scientific vocabulary is mostly correct. The student reflection is present and shows some evidence of learning. Writing is organised and mostly clear. Diagrams are included and mostly accurate.</w:t>
+              <w:t xml:space="preserve">Writes a mostly clear answer that addresses the driving question, with some vocabulary slips or missing links.</w:t>
             </w:r>
           </w:p>
         </w:tc>
@@ -3273,7 +1915,7 @@
                 <w:sz w:val="18"/>
                 <w:szCs w:val="18"/>
               </w:rPr>
-              <w:t xml:space="preserve">The driving question is only partially answered. The phenomenon (generator or dynamo) is mentioned in only one section or treated as background rather than as evidence to explain. Scientific vocabulary is limited or frequently misused. Student reflection is absent or does not demonstrate conceptual change. Writing lacks clear organisation or diagrams are missing.</w:t>
+              <w:t xml:space="preserve">Writes a disorganised or incomplete answer that does not fully address the driving question.</w:t>
             </w:r>
           </w:p>
         </w:tc>
@@ -3397,7 +2039,7 @@
         </w:rPr>
         <w:t xml:space="preserve">© 2026 SeaVuria and ARES. This work is licensed under a </w:t>
       </w:r>
-      <w:hyperlink w:history="1" r:id="rId7azjyjhp-frgphyizlxxa">
+      <w:hyperlink w:history="1" r:id="rIdehkwtfii_0zimesb2muzv">
         <w:r>
           <w:rPr>
             <w:rFonts w:ascii="Arial" w:cs="Arial" w:eastAsia="Arial" w:hAnsi="Arial"/>
@@ -3417,7 +2059,7 @@
         </w:rPr>
         <w:t xml:space="preserve"> (</w:t>
       </w:r>
-      <w:hyperlink w:history="1" r:id="rId4wpxbr8kg3owk1qh97gcm">
+      <w:hyperlink w:history="1" r:id="rIdzwizxp-t6v33sy00andct">
         <w:r>
           <w:rPr>
             <w:rFonts w:ascii="Arial" w:cs="Arial" w:eastAsia="Arial" w:hAnsi="Arial"/>
@@ -3437,7 +2079,7 @@
         </w:rPr>
         <w:t xml:space="preserve">). To view a copy of this license, visit </w:t>
       </w:r>
-      <w:hyperlink w:history="1" r:id="rIdsur4ybelphdveqcvjnraz">
+      <w:hyperlink w:history="1" r:id="rIdt_4zlxahfvio9evwmxabr">
         <w:r>
           <w:rPr>
             <w:rFonts w:ascii="Arial" w:cs="Arial" w:eastAsia="Arial" w:hAnsi="Arial"/>

--- a/data/outputs/v2/General_Science/SS3.4_Magnetism_and_Electromagnetic_Induction/General_Science_Magnetism_and_Electromagnetic_Induction_FinalExplanation.docx
+++ b/data/outputs/v2/General_Science/SS3.4_Magnetism_and_Electromagnetic_Induction/General_Science_Magnetism_and_Electromagnetic_Induction_FinalExplanation.docx
@@ -2039,7 +2039,7 @@
         </w:rPr>
         <w:t xml:space="preserve">© 2026 SeaVuria and ARES. This work is licensed under a </w:t>
       </w:r>
-      <w:hyperlink w:history="1" r:id="rIdehkwtfii_0zimesb2muzv">
+      <w:hyperlink w:history="1" r:id="rIdvjhaexgiiv123dribgxra">
         <w:r>
           <w:rPr>
             <w:rFonts w:ascii="Arial" w:cs="Arial" w:eastAsia="Arial" w:hAnsi="Arial"/>
@@ -2059,7 +2059,7 @@
         </w:rPr>
         <w:t xml:space="preserve"> (</w:t>
       </w:r>
-      <w:hyperlink w:history="1" r:id="rIdzwizxp-t6v33sy00andct">
+      <w:hyperlink w:history="1" r:id="rIdtyczu5iy_szbgl6elbxu5">
         <w:r>
           <w:rPr>
             <w:rFonts w:ascii="Arial" w:cs="Arial" w:eastAsia="Arial" w:hAnsi="Arial"/>
@@ -2079,7 +2079,7 @@
         </w:rPr>
         <w:t xml:space="preserve">). To view a copy of this license, visit </w:t>
       </w:r>
-      <w:hyperlink w:history="1" r:id="rIdt_4zlxahfvio9evwmxabr">
+      <w:hyperlink w:history="1" r:id="rIdf-dbjlm7gbstdb7klxoga">
         <w:r>
           <w:rPr>
             <w:rFonts w:ascii="Arial" w:cs="Arial" w:eastAsia="Arial" w:hAnsi="Arial"/>

--- a/data/outputs/v2/General_Science/SS3.4_Magnetism_and_Electromagnetic_Induction/General_Science_Magnetism_and_Electromagnetic_Induction_FinalExplanation.docx
+++ b/data/outputs/v2/General_Science/SS3.4_Magnetism_and_Electromagnetic_Induction/General_Science_Magnetism_and_Electromagnetic_Induction_FinalExplanation.docx
@@ -2039,7 +2039,7 @@
         </w:rPr>
         <w:t xml:space="preserve">© 2026 SeaVuria and ARES. This work is licensed under a </w:t>
       </w:r>
-      <w:hyperlink w:history="1" r:id="rIdvjhaexgiiv123dribgxra">
+      <w:hyperlink w:history="1" r:id="rIdyex8mgz9zeiobb4r4o4lv">
         <w:r>
           <w:rPr>
             <w:rFonts w:ascii="Arial" w:cs="Arial" w:eastAsia="Arial" w:hAnsi="Arial"/>
@@ -2059,7 +2059,7 @@
         </w:rPr>
         <w:t xml:space="preserve"> (</w:t>
       </w:r>
-      <w:hyperlink w:history="1" r:id="rIdtyczu5iy_szbgl6elbxu5">
+      <w:hyperlink w:history="1" r:id="rIdbfsavqfzmbap_yvyoczgi">
         <w:r>
           <w:rPr>
             <w:rFonts w:ascii="Arial" w:cs="Arial" w:eastAsia="Arial" w:hAnsi="Arial"/>
@@ -2079,7 +2079,7 @@
         </w:rPr>
         <w:t xml:space="preserve">). To view a copy of this license, visit </w:t>
       </w:r>
-      <w:hyperlink w:history="1" r:id="rIdf-dbjlm7gbstdb7klxoga">
+      <w:hyperlink w:history="1" r:id="rIdq0yp3krle9uk5w0e0wasz">
         <w:r>
           <w:rPr>
             <w:rFonts w:ascii="Arial" w:cs="Arial" w:eastAsia="Arial" w:hAnsi="Arial"/>

--- a/data/outputs/v2/General_Science/SS3.4_Magnetism_and_Electromagnetic_Induction/General_Science_Magnetism_and_Electromagnetic_Induction_FinalExplanation.docx
+++ b/data/outputs/v2/General_Science/SS3.4_Magnetism_and_Electromagnetic_Induction/General_Science_Magnetism_and_Electromagnetic_Induction_FinalExplanation.docx
@@ -2039,7 +2039,7 @@
         </w:rPr>
         <w:t xml:space="preserve">© 2026 SeaVuria and ARES. This work is licensed under a </w:t>
       </w:r>
-      <w:hyperlink w:history="1" r:id="rIdyex8mgz9zeiobb4r4o4lv">
+      <w:hyperlink w:history="1" r:id="rId4ern0rw8kjcflzxrbronc">
         <w:r>
           <w:rPr>
             <w:rFonts w:ascii="Arial" w:cs="Arial" w:eastAsia="Arial" w:hAnsi="Arial"/>
@@ -2059,7 +2059,7 @@
         </w:rPr>
         <w:t xml:space="preserve"> (</w:t>
       </w:r>
-      <w:hyperlink w:history="1" r:id="rIdbfsavqfzmbap_yvyoczgi">
+      <w:hyperlink w:history="1" r:id="rId1gt_nniaamxgfg1npqed2">
         <w:r>
           <w:rPr>
             <w:rFonts w:ascii="Arial" w:cs="Arial" w:eastAsia="Arial" w:hAnsi="Arial"/>
@@ -2079,7 +2079,7 @@
         </w:rPr>
         <w:t xml:space="preserve">). To view a copy of this license, visit </w:t>
       </w:r>
-      <w:hyperlink w:history="1" r:id="rIdq0yp3krle9uk5w0e0wasz">
+      <w:hyperlink w:history="1" r:id="rIdr_fvyvpdzepv7nn6_md3r">
         <w:r>
           <w:rPr>
             <w:rFonts w:ascii="Arial" w:cs="Arial" w:eastAsia="Arial" w:hAnsi="Arial"/>

--- a/data/outputs/v2/General_Science/SS3.4_Magnetism_and_Electromagnetic_Induction/General_Science_Magnetism_and_Electromagnetic_Induction_FinalExplanation.docx
+++ b/data/outputs/v2/General_Science/SS3.4_Magnetism_and_Electromagnetic_Induction/General_Science_Magnetism_and_Electromagnetic_Induction_FinalExplanation.docx
@@ -2039,7 +2039,7 @@
         </w:rPr>
         <w:t xml:space="preserve">© 2026 SeaVuria and ARES. This work is licensed under a </w:t>
       </w:r>
-      <w:hyperlink w:history="1" r:id="rId4ern0rw8kjcflzxrbronc">
+      <w:hyperlink w:history="1" r:id="rIdmrp6zrobuifzm8vbry_x8">
         <w:r>
           <w:rPr>
             <w:rFonts w:ascii="Arial" w:cs="Arial" w:eastAsia="Arial" w:hAnsi="Arial"/>
@@ -2059,7 +2059,7 @@
         </w:rPr>
         <w:t xml:space="preserve"> (</w:t>
       </w:r>
-      <w:hyperlink w:history="1" r:id="rId1gt_nniaamxgfg1npqed2">
+      <w:hyperlink w:history="1" r:id="rId-tmwbr70a0vnpmyf32cs4">
         <w:r>
           <w:rPr>
             <w:rFonts w:ascii="Arial" w:cs="Arial" w:eastAsia="Arial" w:hAnsi="Arial"/>
@@ -2079,7 +2079,7 @@
         </w:rPr>
         <w:t xml:space="preserve">). To view a copy of this license, visit </w:t>
       </w:r>
-      <w:hyperlink w:history="1" r:id="rIdr_fvyvpdzepv7nn6_md3r">
+      <w:hyperlink w:history="1" r:id="rIdalh9bcbk7evlzm47bmiyt">
         <w:r>
           <w:rPr>
             <w:rFonts w:ascii="Arial" w:cs="Arial" w:eastAsia="Arial" w:hAnsi="Arial"/>

--- a/data/outputs/v2/General_Science/SS3.4_Magnetism_and_Electromagnetic_Induction/General_Science_Magnetism_and_Electromagnetic_Induction_FinalExplanation.docx
+++ b/data/outputs/v2/General_Science/SS3.4_Magnetism_and_Electromagnetic_Induction/General_Science_Magnetism_and_Electromagnetic_Induction_FinalExplanation.docx
@@ -4,6 +4,7 @@
   <w:body>
     <w:p>
       <w:pPr>
+        <w:keepNext w:val="false"/>
         <w:spacing w:after="30" w:before="0"/>
         <w:jc w:val="center"/>
       </w:pPr>
@@ -23,6 +24,7 @@
     </w:p>
     <w:p>
       <w:pPr>
+        <w:keepNext w:val="false"/>
         <w:spacing w:after="60" w:before="0"/>
         <w:jc w:val="center"/>
       </w:pPr>
@@ -81,6 +83,7 @@
           </w:tcPr>
           <w:p>
             <w:pPr>
+              <w:keepNext w:val="false"/>
               <w:spacing w:after="40" w:before="0"/>
               <w:jc w:val="center"/>
             </w:pPr>
@@ -116,6 +119,7 @@
           </w:tcPr>
           <w:p>
             <w:pPr>
+              <w:keepNext w:val="false"/>
               <w:spacing w:after="40" w:before="0"/>
               <w:jc w:val="center"/>
             </w:pPr>
@@ -150,6 +154,7 @@
           </w:tcPr>
           <w:p>
             <w:pPr>
+              <w:keepNext w:val="false"/>
               <w:spacing w:after="40" w:before="0"/>
               <w:jc w:val="left"/>
             </w:pPr>
@@ -182,6 +187,7 @@
           </w:tcPr>
           <w:p>
             <w:pPr>
+              <w:keepNext w:val="false"/>
               <w:spacing w:after="40" w:before="0"/>
               <w:jc w:val="left"/>
             </w:pPr>
@@ -216,6 +222,7 @@
           </w:tcPr>
           <w:p>
             <w:pPr>
+              <w:keepNext w:val="false"/>
               <w:spacing w:after="40" w:before="0"/>
               <w:jc w:val="left"/>
             </w:pPr>
@@ -248,6 +255,7 @@
           </w:tcPr>
           <w:p>
             <w:pPr>
+              <w:keepNext w:val="false"/>
               <w:spacing w:after="40" w:before="0"/>
               <w:jc w:val="left"/>
             </w:pPr>
@@ -282,6 +290,7 @@
           </w:tcPr>
           <w:p>
             <w:pPr>
+              <w:keepNext w:val="false"/>
               <w:spacing w:after="40" w:before="0"/>
               <w:jc w:val="left"/>
             </w:pPr>
@@ -314,6 +323,7 @@
           </w:tcPr>
           <w:p>
             <w:pPr>
+              <w:keepNext w:val="false"/>
               <w:spacing w:after="40" w:before="0"/>
               <w:jc w:val="left"/>
             </w:pPr>
@@ -374,6 +384,7 @@
           </w:tcPr>
           <w:p>
             <w:pPr>
+              <w:keepNext w:val="false"/>
               <w:spacing w:after="40" w:before="0"/>
               <w:jc w:val="center"/>
             </w:pPr>
@@ -408,6 +419,7 @@
           </w:tcPr>
           <w:p>
             <w:pPr>
+              <w:keepNext w:val="false"/>
               <w:spacing w:after="40" w:before="0"/>
               <w:jc w:val="left"/>
             </w:pPr>
@@ -467,6 +479,7 @@
           </w:tcPr>
           <w:p>
             <w:pPr>
+              <w:keepNext/>
               <w:spacing w:after="40" w:before="0"/>
               <w:jc w:val="center"/>
             </w:pPr>
@@ -501,6 +514,7 @@
           </w:tcPr>
           <w:p>
             <w:pPr>
+              <w:keepNext/>
               <w:spacing w:after="40" w:before="0"/>
               <w:jc w:val="left"/>
             </w:pPr>
@@ -538,6 +552,7 @@
           </w:tcPr>
           <w:p>
             <w:pPr>
+              <w:keepNext w:val="false"/>
               <w:spacing w:after="40" w:before="0"/>
               <w:jc w:val="left"/>
             </w:pPr>
@@ -597,6 +612,7 @@
           </w:tcPr>
           <w:p>
             <w:pPr>
+              <w:keepNext/>
               <w:spacing w:after="40" w:before="0"/>
               <w:jc w:val="center"/>
             </w:pPr>
@@ -631,6 +647,7 @@
           </w:tcPr>
           <w:p>
             <w:pPr>
+              <w:keepNext/>
               <w:spacing w:after="40" w:before="0"/>
               <w:jc w:val="left"/>
             </w:pPr>
@@ -668,6 +685,7 @@
           </w:tcPr>
           <w:p>
             <w:pPr>
+              <w:keepNext w:val="false"/>
               <w:spacing w:after="40" w:before="0"/>
               <w:jc w:val="left"/>
             </w:pPr>
@@ -727,6 +745,7 @@
           </w:tcPr>
           <w:p>
             <w:pPr>
+              <w:keepNext/>
               <w:spacing w:after="40" w:before="0"/>
               <w:jc w:val="center"/>
             </w:pPr>
@@ -761,6 +780,7 @@
           </w:tcPr>
           <w:p>
             <w:pPr>
+              <w:keepNext/>
               <w:spacing w:after="40" w:before="0"/>
               <w:jc w:val="left"/>
             </w:pPr>
@@ -798,6 +818,7 @@
           </w:tcPr>
           <w:p>
             <w:pPr>
+              <w:keepNext w:val="false"/>
               <w:spacing w:after="40" w:before="0"/>
               <w:jc w:val="left"/>
             </w:pPr>
@@ -857,6 +878,7 @@
           </w:tcPr>
           <w:p>
             <w:pPr>
+              <w:keepNext/>
               <w:spacing w:after="40" w:before="0"/>
               <w:jc w:val="center"/>
             </w:pPr>
@@ -891,6 +913,7 @@
           </w:tcPr>
           <w:p>
             <w:pPr>
+              <w:keepNext/>
               <w:spacing w:after="40" w:before="0"/>
               <w:jc w:val="left"/>
             </w:pPr>
@@ -928,6 +951,7 @@
           </w:tcPr>
           <w:p>
             <w:pPr>
+              <w:keepNext w:val="false"/>
               <w:spacing w:after="40" w:before="0"/>
               <w:jc w:val="left"/>
             </w:pPr>
@@ -987,6 +1011,7 @@
           </w:tcPr>
           <w:p>
             <w:pPr>
+              <w:keepNext/>
               <w:spacing w:after="40" w:before="0"/>
               <w:jc w:val="center"/>
             </w:pPr>
@@ -1021,6 +1046,7 @@
           </w:tcPr>
           <w:p>
             <w:pPr>
+              <w:keepNext/>
               <w:spacing w:after="40" w:before="0"/>
               <w:jc w:val="left"/>
             </w:pPr>
@@ -1058,6 +1084,7 @@
           </w:tcPr>
           <w:p>
             <w:pPr>
+              <w:keepNext w:val="false"/>
               <w:spacing w:after="40" w:before="0"/>
               <w:jc w:val="left"/>
             </w:pPr>
@@ -1121,6 +1148,7 @@
           </w:tcPr>
           <w:p>
             <w:pPr>
+              <w:keepNext w:val="false"/>
               <w:spacing w:after="40" w:before="0"/>
               <w:jc w:val="center"/>
             </w:pPr>
@@ -1155,6 +1183,7 @@
           </w:tcPr>
           <w:p>
             <w:pPr>
+              <w:keepNext w:val="false"/>
               <w:spacing w:after="40" w:before="0"/>
               <w:jc w:val="left"/>
             </w:pPr>
@@ -1187,6 +1216,7 @@
           </w:tcPr>
           <w:p>
             <w:pPr>
+              <w:keepNext w:val="false"/>
               <w:spacing w:after="40" w:before="0"/>
               <w:jc w:val="left"/>
             </w:pPr>
@@ -1219,6 +1249,7 @@
           </w:tcPr>
           <w:p>
             <w:pPr>
+              <w:keepNext w:val="false"/>
               <w:spacing w:after="40" w:before="0"/>
               <w:jc w:val="left"/>
             </w:pPr>
@@ -1251,6 +1282,7 @@
           </w:tcPr>
           <w:p>
             <w:pPr>
+              <w:keepNext w:val="false"/>
               <w:spacing w:after="40" w:before="0"/>
               <w:jc w:val="left"/>
             </w:pPr>
@@ -1285,6 +1317,7 @@
           </w:tcPr>
           <w:p>
             <w:pPr>
+              <w:keepNext w:val="false"/>
               <w:spacing w:after="40" w:before="0"/>
               <w:jc w:val="left"/>
             </w:pPr>
@@ -1317,6 +1350,7 @@
           </w:tcPr>
           <w:p>
             <w:pPr>
+              <w:keepNext w:val="false"/>
               <w:spacing w:after="40" w:before="0"/>
               <w:jc w:val="left"/>
             </w:pPr>
@@ -1349,6 +1383,7 @@
           </w:tcPr>
           <w:p>
             <w:pPr>
+              <w:keepNext w:val="false"/>
               <w:spacing w:after="40" w:before="0"/>
               <w:jc w:val="left"/>
             </w:pPr>
@@ -1381,6 +1416,7 @@
           </w:tcPr>
           <w:p>
             <w:pPr>
+              <w:keepNext w:val="false"/>
               <w:spacing w:after="40" w:before="0"/>
               <w:jc w:val="left"/>
             </w:pPr>
@@ -1415,6 +1451,7 @@
           </w:tcPr>
           <w:p>
             <w:pPr>
+              <w:keepNext w:val="false"/>
               <w:spacing w:after="40" w:before="0"/>
               <w:jc w:val="left"/>
             </w:pPr>
@@ -1447,6 +1484,7 @@
           </w:tcPr>
           <w:p>
             <w:pPr>
+              <w:keepNext w:val="false"/>
               <w:spacing w:after="40" w:before="0"/>
               <w:jc w:val="left"/>
             </w:pPr>
@@ -1479,6 +1517,7 @@
           </w:tcPr>
           <w:p>
             <w:pPr>
+              <w:keepNext w:val="false"/>
               <w:spacing w:after="40" w:before="0"/>
               <w:jc w:val="left"/>
             </w:pPr>
@@ -1511,6 +1550,7 @@
           </w:tcPr>
           <w:p>
             <w:pPr>
+              <w:keepNext w:val="false"/>
               <w:spacing w:after="40" w:before="0"/>
               <w:jc w:val="left"/>
             </w:pPr>
@@ -1545,6 +1585,7 @@
           </w:tcPr>
           <w:p>
             <w:pPr>
+              <w:keepNext w:val="false"/>
               <w:spacing w:after="40" w:before="0"/>
               <w:jc w:val="left"/>
             </w:pPr>
@@ -1577,6 +1618,7 @@
           </w:tcPr>
           <w:p>
             <w:pPr>
+              <w:keepNext w:val="false"/>
               <w:spacing w:after="40" w:before="0"/>
               <w:jc w:val="left"/>
             </w:pPr>
@@ -1609,6 +1651,7 @@
           </w:tcPr>
           <w:p>
             <w:pPr>
+              <w:keepNext w:val="false"/>
               <w:spacing w:after="40" w:before="0"/>
               <w:jc w:val="left"/>
             </w:pPr>
@@ -1641,6 +1684,7 @@
           </w:tcPr>
           <w:p>
             <w:pPr>
+              <w:keepNext w:val="false"/>
               <w:spacing w:after="40" w:before="0"/>
               <w:jc w:val="left"/>
             </w:pPr>
@@ -1675,6 +1719,7 @@
           </w:tcPr>
           <w:p>
             <w:pPr>
+              <w:keepNext w:val="false"/>
               <w:spacing w:after="40" w:before="0"/>
               <w:jc w:val="left"/>
             </w:pPr>
@@ -1707,6 +1752,7 @@
           </w:tcPr>
           <w:p>
             <w:pPr>
+              <w:keepNext w:val="false"/>
               <w:spacing w:after="40" w:before="0"/>
               <w:jc w:val="left"/>
             </w:pPr>
@@ -1739,6 +1785,7 @@
           </w:tcPr>
           <w:p>
             <w:pPr>
+              <w:keepNext w:val="false"/>
               <w:spacing w:after="40" w:before="0"/>
               <w:jc w:val="left"/>
             </w:pPr>
@@ -1771,6 +1818,7 @@
           </w:tcPr>
           <w:p>
             <w:pPr>
+              <w:keepNext w:val="false"/>
               <w:spacing w:after="40" w:before="0"/>
               <w:jc w:val="left"/>
             </w:pPr>
@@ -1805,6 +1853,7 @@
           </w:tcPr>
           <w:p>
             <w:pPr>
+              <w:keepNext w:val="false"/>
               <w:spacing w:after="40" w:before="0"/>
               <w:jc w:val="left"/>
             </w:pPr>
@@ -1837,6 +1886,7 @@
           </w:tcPr>
           <w:p>
             <w:pPr>
+              <w:keepNext w:val="false"/>
               <w:spacing w:after="40" w:before="0"/>
               <w:jc w:val="left"/>
             </w:pPr>
@@ -1869,6 +1919,7 @@
           </w:tcPr>
           <w:p>
             <w:pPr>
+              <w:keepNext w:val="false"/>
               <w:spacing w:after="40" w:before="0"/>
               <w:jc w:val="left"/>
             </w:pPr>
@@ -1901,6 +1952,7 @@
           </w:tcPr>
           <w:p>
             <w:pPr>
+              <w:keepNext w:val="false"/>
               <w:spacing w:after="40" w:before="0"/>
               <w:jc w:val="left"/>
             </w:pPr>
@@ -2039,7 +2091,7 @@
         </w:rPr>
         <w:t xml:space="preserve">© 2026 SeaVuria and ARES. This work is licensed under a </w:t>
       </w:r>
-      <w:hyperlink w:history="1" r:id="rIdmrp6zrobuifzm8vbry_x8">
+      <w:hyperlink w:history="1" r:id="rIdpw3qetoathlmhestjpmfh">
         <w:r>
           <w:rPr>
             <w:rFonts w:ascii="Arial" w:cs="Arial" w:eastAsia="Arial" w:hAnsi="Arial"/>
@@ -2059,7 +2111,7 @@
         </w:rPr>
         <w:t xml:space="preserve"> (</w:t>
       </w:r>
-      <w:hyperlink w:history="1" r:id="rId-tmwbr70a0vnpmyf32cs4">
+      <w:hyperlink w:history="1" r:id="rId5hup6ydckylm3lm3skeof">
         <w:r>
           <w:rPr>
             <w:rFonts w:ascii="Arial" w:cs="Arial" w:eastAsia="Arial" w:hAnsi="Arial"/>
@@ -2079,7 +2131,7 @@
         </w:rPr>
         <w:t xml:space="preserve">). To view a copy of this license, visit </w:t>
       </w:r>
-      <w:hyperlink w:history="1" r:id="rIdalh9bcbk7evlzm47bmiyt">
+      <w:hyperlink w:history="1" r:id="rIdhv51fhuclgrhbvjggbhj_">
         <w:r>
           <w:rPr>
             <w:rFonts w:ascii="Arial" w:cs="Arial" w:eastAsia="Arial" w:hAnsi="Arial"/>

--- a/data/outputs/v2/General_Science/SS3.4_Magnetism_and_Electromagnetic_Induction/General_Science_Magnetism_and_Electromagnetic_Induction_FinalExplanation.docx
+++ b/data/outputs/v2/General_Science/SS3.4_Magnetism_and_Electromagnetic_Induction/General_Science_Magnetism_and_Electromagnetic_Induction_FinalExplanation.docx
@@ -2091,7 +2091,7 @@
         </w:rPr>
         <w:t xml:space="preserve">© 2026 SeaVuria and ARES. This work is licensed under a </w:t>
       </w:r>
-      <w:hyperlink w:history="1" r:id="rIdpw3qetoathlmhestjpmfh">
+      <w:hyperlink w:history="1" r:id="rIdlfbsonulizbxmpyzswsn_">
         <w:r>
           <w:rPr>
             <w:rFonts w:ascii="Arial" w:cs="Arial" w:eastAsia="Arial" w:hAnsi="Arial"/>
@@ -2111,7 +2111,7 @@
         </w:rPr>
         <w:t xml:space="preserve"> (</w:t>
       </w:r>
-      <w:hyperlink w:history="1" r:id="rId5hup6ydckylm3lm3skeof">
+      <w:hyperlink w:history="1" r:id="rId2mke8vkyrx6irgiw0cche">
         <w:r>
           <w:rPr>
             <w:rFonts w:ascii="Arial" w:cs="Arial" w:eastAsia="Arial" w:hAnsi="Arial"/>
@@ -2131,7 +2131,7 @@
         </w:rPr>
         <w:t xml:space="preserve">). To view a copy of this license, visit </w:t>
       </w:r>
-      <w:hyperlink w:history="1" r:id="rIdhv51fhuclgrhbvjggbhj_">
+      <w:hyperlink w:history="1" r:id="rIdnkaqszcwujxnkaug0uoih">
         <w:r>
           <w:rPr>
             <w:rFonts w:ascii="Arial" w:cs="Arial" w:eastAsia="Arial" w:hAnsi="Arial"/>
